--- a/education/k8s-k3s-redpanda/docx/chapter01_kubernetes_k3s.docx
+++ b/education/k8s-k3s-redpanda/docx/chapter01_kubernetes_k3s.docx
@@ -2,7 +2,7 @@
 <file path=word/document.xml><?xml version="1.0" encoding="utf-8"?>
 <w:document xmlns:w="http://schemas.openxmlformats.org/wordprocessingml/2006/main" xmlns:m="http://schemas.openxmlformats.org/officeDocument/2006/math" xmlns:r="http://schemas.openxmlformats.org/officeDocument/2006/relationships" xmlns:o="urn:schemas-microsoft-com:office:office" xmlns:v="urn:schemas-microsoft-com:vml" xmlns:w10="urn:schemas-microsoft-com:office:word" xmlns:a="http://schemas.openxmlformats.org/drawingml/2006/main" xmlns:pic="http://schemas.openxmlformats.org/drawingml/2006/picture" xmlns:wp="http://schemas.openxmlformats.org/drawingml/2006/wordprocessingDrawing">
   <w:body>
-    <w:bookmarkStart w:id="47" w:name="X109eedb4963018264fcacb2f82af9dbef8bb6ea"/>
+    <w:bookmarkStart w:id="48" w:name="X109eedb4963018264fcacb2f82af9dbef8bb6ea"/>
     <w:p>
       <w:pPr>
         <w:pStyle w:val="Heading1"/>
@@ -484,7 +484,7 @@
               <w:pStyle w:val="Compact"/>
             </w:pPr>
             <w:r>
-              <w:t xml:space="preserve">16 vCPU · 32 GB RAM · 300 GB disk on ZFS pool</w:t>
+              <w:t xml:space="preserve">8 vCPU · 16 GB RAM · 300 GB disk on ZFS pool</w:t>
             </w:r>
             <w:r>
               <w:t xml:space="preserve"> </w:t>
@@ -501,6 +501,13 @@
             <w:r>
               <w:t xml:space="preserve">Cloned from template 9000 in ~30 seconds.</w:t>
             </w:r>
+            <w:r>
+              <w:rPr>
+                <w:i/>
+                <w:iCs/>
+              </w:rPr>
+              <w:t xml:space="preserve">Built as 16 vCPU / 32 GB; right-sized in half once measured — see §4.</w:t>
+            </w:r>
           </w:p>
         </w:tc>
       </w:tr>
@@ -572,13 +579,13 @@
         <w:t xml:space="preserve"> </w:t>
       </w:r>
       <w:r>
-        <w:t xml:space="preserve">is one of those virtual machines, with 16 virtual CPUs</w:t>
-      </w:r>
-      <w:r>
-        <w:t xml:space="preserve"> </w:t>
-      </w:r>
-      <w:r>
-        <w:t xml:space="preserve">and 32 GB of RAM. Inside it runs</w:t>
+        <w:t xml:space="preserve">is one of those virtual machines, with 8 virtual CPUs</w:t>
+      </w:r>
+      <w:r>
+        <w:t xml:space="preserve"> </w:t>
+      </w:r>
+      <w:r>
+        <w:t xml:space="preserve">and 16 GB of RAM. Inside it runs</w:t>
       </w:r>
       <w:r>
         <w:t xml:space="preserve"> </w:t>
@@ -5309,7 +5316,7 @@
       </w:r>
     </w:p>
     <w:bookmarkEnd w:id="23"/>
-    <w:bookmarkStart w:id="26" w:name="what-is-now-running-on-the-machine"/>
+    <w:bookmarkStart w:id="27" w:name="what-is-now-running-on-the-machine"/>
     <w:p>
       <w:pPr>
         <w:pStyle w:val="Heading2"/>
@@ -6289,7 +6296,7 @@
         <w:t xml:space="preserve">list, inspect, and delete.</w:t>
       </w:r>
     </w:p>
-    <w:bookmarkStart w:id="24" w:name="X5be5ea792de9f5494885d874b398f546a7256c5"/>
+    <w:bookmarkStart w:id="25" w:name="X5be5ea792de9f5494885d874b398f546a7256c5"/>
     <w:p>
       <w:pPr>
         <w:pStyle w:val="Heading3"/>
@@ -6834,8 +6841,263 @@
         <w:t xml:space="preserve">etcd, and that point survives the correction. Made-up numbers do not.</w:t>
       </w:r>
     </w:p>
+    <w:bookmarkStart w:id="24" w:name="Xf331b067be1a5d69c2890cfe0fcc9269133a06c"/>
+    <w:p>
+      <w:pPr>
+        <w:pStyle w:val="Heading4"/>
+      </w:pPr>
+      <w:r>
+        <w:t xml:space="preserve">The same lesson, applied to the VM itself (added Aug 12)</w:t>
+      </w:r>
+    </w:p>
+    <w:p>
+      <w:pPr>
+        <w:pStyle w:val="FirstParagraph"/>
+      </w:pPr>
+      <w:r>
+        <w:t xml:space="preserve">That habit of measuring rather than guessing eventually cost this VM half its hardware. It was</w:t>
+      </w:r>
+      <w:r>
+        <w:t xml:space="preserve"> </w:t>
+      </w:r>
+      <w:r>
+        <w:t xml:space="preserve">built with</w:t>
+      </w:r>
+      <w:r>
+        <w:t xml:space="preserve"> </w:t>
+      </w:r>
+      <w:r>
+        <w:rPr>
+          <w:b/>
+          <w:bCs/>
+        </w:rPr>
+        <w:t xml:space="preserve">16 vCPU and 32 GB</w:t>
+      </w:r>
+      <w:r>
+        <w:t xml:space="preserve">, sized on paper for an OpenSearch install that never happened.</w:t>
+      </w:r>
+      <w:r>
+        <w:t xml:space="preserve"> </w:t>
+      </w:r>
+      <w:r>
+        <w:t xml:space="preserve">After nine days of running the full cluster — three brokers, the add-ons, and the application from</w:t>
+      </w:r>
+      <w:r>
+        <w:t xml:space="preserve"> </w:t>
+      </w:r>
+      <w:r>
+        <w:t xml:space="preserve">chapter 6 — the node was using</w:t>
+      </w:r>
+      <w:r>
+        <w:t xml:space="preserve"> </w:t>
+      </w:r>
+      <w:r>
+        <w:rPr>
+          <w:b/>
+          <w:bCs/>
+        </w:rPr>
+        <w:t xml:space="preserve">3.0 GB of RAM and about 1% CPU</w:t>
+      </w:r>
+      <w:r>
+        <w:t xml:space="preserve">. It was cut to</w:t>
+      </w:r>
+      <w:r>
+        <w:t xml:space="preserve"> </w:t>
+      </w:r>
+      <w:r>
+        <w:rPr>
+          <w:b/>
+          <w:bCs/>
+        </w:rPr>
+        <w:t xml:space="preserve">8 vCPU / 16 GB</w:t>
+      </w:r>
+      <w:r>
+        <w:t xml:space="preserve">,</w:t>
+      </w:r>
+      <w:r>
+        <w:t xml:space="preserve"> </w:t>
+      </w:r>
+      <w:r>
+        <w:t xml:space="preserve">and nothing noticed: brokers healthy 3/3, no leaderless partitions, the application’s ledger still</w:t>
+      </w:r>
+      <w:r>
+        <w:t xml:space="preserve"> </w:t>
+      </w:r>
+      <w:r>
+        <w:t xml:space="preserve">reconciling exactly.</w:t>
+      </w:r>
+    </w:p>
+    <w:p>
+      <w:pPr>
+        <w:pStyle w:val="BodyText"/>
+      </w:pPr>
+      <w:r>
+        <w:t xml:space="preserve">The subtlety worth carrying into an interview is</w:t>
+      </w:r>
+      <w:r>
+        <w:t xml:space="preserve"> </w:t>
+      </w:r>
+      <w:r>
+        <w:rPr>
+          <w:b/>
+          <w:bCs/>
+        </w:rPr>
+        <w:t xml:space="preserve">why it could not go smaller than that</w:t>
+      </w:r>
+      <w:r>
+        <w:t xml:space="preserve">. The</w:t>
+      </w:r>
+      <w:r>
+        <w:t xml:space="preserve"> </w:t>
+      </w:r>
+      <w:r>
+        <w:t xml:space="preserve">pods on this node</w:t>
+      </w:r>
+      <w:r>
+        <w:t xml:space="preserve"> </w:t>
+      </w:r>
+      <w:r>
+        <w:rPr>
+          <w:i/>
+          <w:iCs/>
+        </w:rPr>
+        <w:t xml:space="preserve">request</w:t>
+      </w:r>
+      <w:r>
+        <w:t xml:space="preserve"> </w:t>
+      </w:r>
+      <w:r>
+        <w:t xml:space="preserve">7.7 GB and 3.25 cores, mostly the three brokers reserving a whole core</w:t>
+      </w:r>
+      <w:r>
+        <w:t xml:space="preserve"> </w:t>
+      </w:r>
+      <w:r>
+        <w:t xml:space="preserve">and 2,560 MiB each. The scheduler places pods by comparing</w:t>
+      </w:r>
+      <w:r>
+        <w:t xml:space="preserve"> </w:t>
+      </w:r>
+      <w:r>
+        <w:rPr>
+          <w:b/>
+          <w:bCs/>
+        </w:rPr>
+        <w:t xml:space="preserve">requests</w:t>
+      </w:r>
+      <w:r>
+        <w:t xml:space="preserve"> </w:t>
+      </w:r>
+      <w:r>
+        <w:t xml:space="preserve">against what the node</w:t>
+      </w:r>
+      <w:r>
+        <w:t xml:space="preserve"> </w:t>
+      </w:r>
+      <w:r>
+        <w:t xml:space="preserve">advertises — it never looks at what pods are really using. So a node sized at 4 GB would have had</w:t>
+      </w:r>
+      <w:r>
+        <w:t xml:space="preserve"> </w:t>
+      </w:r>
+      <w:r>
+        <w:t xml:space="preserve">plenty of free memory and still refused to schedule the cluster.</w:t>
+      </w:r>
+    </w:p>
+    <w:p>
+      <w:pPr>
+        <w:pStyle w:val="BodyText"/>
+      </w:pPr>
+      <w:r>
+        <w:rPr>
+          <w:rStyle w:val="Key"/>
+        </w:rPr>
+        <w:t xml:space="preserve">Requests are what you must provision for; usage is what you actually spend. Size the node for the</w:t>
+      </w:r>
+      <w:r>
+        <w:rPr>
+          <w:rStyle w:val="Key"/>
+        </w:rPr>
+        <w:t xml:space="preserve"> </w:t>
+      </w:r>
+      <w:r>
+        <w:rPr>
+          <w:rStyle w:val="Key"/>
+        </w:rPr>
+        <w:t xml:space="preserve">first number, and you will look wasteful — right up until the scheduler proves you weren’t.</w:t>
+      </w:r>
+    </w:p>
+    <w:p>
+      <w:pPr>
+        <w:pStyle w:val="BlockText"/>
+      </w:pPr>
+      <w:r>
+        <w:rPr>
+          <w:b/>
+          <w:bCs/>
+        </w:rPr>
+        <w:t xml:space="preserve">The corollary, which is the more common failure:</w:t>
+      </w:r>
+      <w:r>
+        <w:t xml:space="preserve"> </w:t>
+      </w:r>
+      <w:r>
+        <w:t xml:space="preserve">requests that are set far</w:t>
+      </w:r>
+      <w:r>
+        <w:t xml:space="preserve"> </w:t>
+      </w:r>
+      <w:r>
+        <w:rPr>
+          <w:i/>
+          <w:iCs/>
+        </w:rPr>
+        <w:t xml:space="preserve">above</w:t>
+      </w:r>
+      <w:r>
+        <w:t xml:space="preserve"> </w:t>
+      </w:r>
+      <w:r>
+        <w:t xml:space="preserve">real usage</w:t>
+      </w:r>
+      <w:r>
+        <w:t xml:space="preserve"> </w:t>
+      </w:r>
+      <w:r>
+        <w:t xml:space="preserve">silently shrink how much you can pack onto a node, and requests set far</w:t>
+      </w:r>
+      <w:r>
+        <w:t xml:space="preserve"> </w:t>
+      </w:r>
+      <w:r>
+        <w:rPr>
+          <w:i/>
+          <w:iCs/>
+        </w:rPr>
+        <w:t xml:space="preserve">below</w:t>
+      </w:r>
+      <w:r>
+        <w:t xml:space="preserve"> </w:t>
+      </w:r>
+      <w:r>
+        <w:t xml:space="preserve">it get you pods</w:t>
+      </w:r>
+      <w:r>
+        <w:t xml:space="preserve"> </w:t>
+      </w:r>
+      <w:r>
+        <w:t xml:space="preserve">that are scheduled and then throttled or OOM-killed under load. Both are the same mistake —</w:t>
+      </w:r>
+      <w:r>
+        <w:t xml:space="preserve"> </w:t>
+      </w:r>
+      <w:r>
+        <w:t xml:space="preserve">guessing instead of measuring — and only the second one pages you at 3am.</w:t>
+      </w:r>
+    </w:p>
     <w:bookmarkEnd w:id="24"/>
-    <w:bookmarkStart w:id="25" w:name="X3f0e7ba9bf00e1f5c8e70186c4627e1190474f7"/>
+    <w:bookmarkEnd w:id="25"/>
+    <w:bookmarkStart w:id="26" w:name="X3f0e7ba9bf00e1f5c8e70186c4627e1190474f7"/>
     <w:p>
       <w:pPr>
         <w:pStyle w:val="Heading3"/>
@@ -7093,9 +7355,9 @@
         </w:pict>
       </w:r>
     </w:p>
-    <w:bookmarkEnd w:id="25"/>
     <w:bookmarkEnd w:id="26"/>
-    <w:bookmarkStart w:id="34" w:name="the-three-networks"/>
+    <w:bookmarkEnd w:id="27"/>
+    <w:bookmarkStart w:id="35" w:name="the-three-networks"/>
     <w:p>
       <w:pPr>
         <w:pStyle w:val="Heading2"/>
@@ -7127,18 +7389,18 @@
           <wp:inline>
             <wp:extent cx="6355080" cy="7675710"/>
             <wp:effectExtent b="0" l="0" r="0" t="0"/>
-            <wp:docPr descr="Figure 2 — the three networks, and how a Service finds Pods" title="" id="28" name="Picture"/>
+            <wp:docPr descr="Figure 2 — the three networks, and how a Service finds Pods" title="" id="29" name="Picture"/>
             <a:graphic>
               <a:graphicData uri="http://schemas.openxmlformats.org/drawingml/2006/picture">
                 <pic:pic>
                   <pic:nvPicPr>
-                    <pic:cNvPr descr="images/ch01_fig2_networking.png" id="29" name="Picture"/>
+                    <pic:cNvPr descr="images/ch01_fig2_networking.png" id="30" name="Picture"/>
                     <pic:cNvPicPr>
                       <a:picLocks noChangeArrowheads="1" noChangeAspect="1"/>
                     </pic:cNvPicPr>
                   </pic:nvPicPr>
                   <pic:blipFill>
-                    <a:blip r:embed="rId27"/>
+                    <a:blip r:embed="rId28"/>
                     <a:stretch>
                       <a:fillRect/>
                     </a:stretch>
@@ -7365,7 +7627,7 @@
         <w:t xml:space="preserve">IPs behind it.</w:t>
       </w:r>
     </w:p>
-    <w:bookmarkStart w:id="30" w:name="how-a-connection-actually-works"/>
+    <w:bookmarkStart w:id="31" w:name="how-a-connection-actually-works"/>
     <w:p>
       <w:pPr>
         <w:pStyle w:val="Heading3"/>
@@ -7515,8 +7777,8 @@
         <w:t xml:space="preserve">producer, and your consumer will all find each other in later chapters.</w:t>
       </w:r>
     </w:p>
-    <w:bookmarkEnd w:id="30"/>
-    <w:bookmarkStart w:id="31" w:name="the-missing-link-endpointslice"/>
+    <w:bookmarkEnd w:id="31"/>
+    <w:bookmarkStart w:id="32" w:name="the-missing-link-endpointslice"/>
     <w:p>
       <w:pPr>
         <w:pStyle w:val="Heading3"/>
@@ -7748,8 +8010,8 @@
         <w:t xml:space="preserve">“whichever pods currently carry that label.”</w:t>
       </w:r>
     </w:p>
-    <w:bookmarkEnd w:id="31"/>
-    <w:bookmarkStart w:id="32" w:name="the-dnat-is-invisible-to-the-client"/>
+    <w:bookmarkEnd w:id="32"/>
+    <w:bookmarkStart w:id="33" w:name="the-dnat-is-invisible-to-the-client"/>
     <w:p>
       <w:pPr>
         <w:pStyle w:val="Heading3"/>
@@ -7836,8 +8098,8 @@
         <w:t xml:space="preserve">does not leak, which is exactly what makes it safe to build on.</w:t>
       </w:r>
     </w:p>
-    <w:bookmarkEnd w:id="32"/>
-    <w:bookmarkStart w:id="33" w:name="it-balances-connections-not-requests"/>
+    <w:bookmarkEnd w:id="33"/>
+    <w:bookmarkStart w:id="34" w:name="it-balances-connections-not-requests"/>
     <w:p>
       <w:pPr>
         <w:pStyle w:val="Heading3"/>
@@ -8101,9 +8363,9 @@
         </w:pict>
       </w:r>
     </w:p>
-    <w:bookmarkEnd w:id="33"/>
     <w:bookmarkEnd w:id="34"/>
-    <w:bookmarkStart w:id="39" w:name="storage-and-an-honest-limitation"/>
+    <w:bookmarkEnd w:id="35"/>
+    <w:bookmarkStart w:id="40" w:name="storage-and-an-honest-limitation"/>
     <w:p>
       <w:pPr>
         <w:pStyle w:val="Heading2"/>
@@ -8291,7 +8553,7 @@
         <w:t xml:space="preserve">is a decision you live with.</w:t>
       </w:r>
     </w:p>
-    <w:bookmarkStart w:id="35" w:name="a.-this-is-not-proxmox-storage"/>
+    <w:bookmarkStart w:id="36" w:name="a.-this-is-not-proxmox-storage"/>
     <w:p>
       <w:pPr>
         <w:pStyle w:val="Heading3"/>
@@ -8831,8 +9093,8 @@
         <w:t xml:space="preserve">that makes the directory look like a disk to the pod.</w:t>
       </w:r>
     </w:p>
-    <w:bookmarkEnd w:id="35"/>
-    <w:bookmarkStart w:id="36" w:name="b.-watching-a-volume-get-created"/>
+    <w:bookmarkEnd w:id="36"/>
+    <w:bookmarkStart w:id="37" w:name="b.-watching-a-volume-get-created"/>
     <w:p>
       <w:pPr>
         <w:pStyle w:val="Heading3"/>
@@ -10117,8 +10379,8 @@
         <w:t xml:space="preserve">for you, as a rollout.</w:t>
       </w:r>
     </w:p>
-    <w:bookmarkEnd w:id="36"/>
-    <w:bookmarkStart w:id="37" w:name="c.-the-capacity-you-request-is-a-fiction"/>
+    <w:bookmarkEnd w:id="37"/>
+    <w:bookmarkStart w:id="38" w:name="c.-the-capacity-you-request-is-a-fiction"/>
     <w:p>
       <w:pPr>
         <w:pStyle w:val="Heading3"/>
@@ -10292,8 +10554,8 @@
         <w:t xml:space="preserve">takes effect immediately and asks no questions.</w:t>
       </w:r>
     </w:p>
-    <w:bookmarkEnd w:id="37"/>
-    <w:bookmarkStart w:id="38" w:name="d.-the-honest-framing-for-an-interview"/>
+    <w:bookmarkEnd w:id="38"/>
+    <w:bookmarkStart w:id="39" w:name="d.-the-honest-framing-for-an-interview"/>
     <w:p>
       <w:pPr>
         <w:pStyle w:val="Heading3"/>
@@ -10479,9 +10741,9 @@
         </w:pict>
       </w:r>
     </w:p>
-    <w:bookmarkEnd w:id="38"/>
     <w:bookmarkEnd w:id="39"/>
-    <w:bookmarkStart w:id="40" w:name="things-that-look-broken-but-are-not"/>
+    <w:bookmarkEnd w:id="40"/>
+    <w:bookmarkStart w:id="41" w:name="things-that-look-broken-but-are-not"/>
     <w:p>
       <w:pPr>
         <w:pStyle w:val="Heading2"/>
@@ -11713,8 +11975,8 @@
         </w:pict>
       </w:r>
     </w:p>
-    <w:bookmarkEnd w:id="40"/>
-    <w:bookmarkStart w:id="41" w:name="Xc7e2ff76bb6a993025a0c4be6bdcce4d25e1d08"/>
+    <w:bookmarkEnd w:id="41"/>
+    <w:bookmarkStart w:id="42" w:name="Xc7e2ff76bb6a993025a0c4be6bdcce4d25e1d08"/>
     <w:p>
       <w:pPr>
         <w:pStyle w:val="Heading2"/>
@@ -12098,8 +12360,8 @@
         </w:pict>
       </w:r>
     </w:p>
-    <w:bookmarkEnd w:id="41"/>
-    <w:bookmarkStart w:id="43" w:name="commands-to-know-by-heart"/>
+    <w:bookmarkEnd w:id="42"/>
+    <w:bookmarkStart w:id="44" w:name="commands-to-know-by-heart"/>
     <w:p>
       <w:pPr>
         <w:pStyle w:val="Heading2"/>
@@ -12620,7 +12882,7 @@
         <w:t xml:space="preserve">completion works on both.</w:t>
       </w:r>
     </w:p>
-    <w:bookmarkStart w:id="42" w:name="Xdf9d4ea2996af737de06e16b81448a9fd9aa30e"/>
+    <w:bookmarkStart w:id="43" w:name="Xdf9d4ea2996af737de06e16b81448a9fd9aa30e"/>
     <w:p>
       <w:pPr>
         <w:pStyle w:val="Heading3"/>
@@ -13632,9 +13894,9 @@
         </w:pict>
       </w:r>
     </w:p>
-    <w:bookmarkEnd w:id="42"/>
     <w:bookmarkEnd w:id="43"/>
-    <w:bookmarkStart w:id="44" w:name="glossary-for-this-chapter"/>
+    <w:bookmarkEnd w:id="44"/>
+    <w:bookmarkStart w:id="45" w:name="glossary-for-this-chapter"/>
     <w:p>
       <w:pPr>
         <w:pStyle w:val="Heading2"/>
@@ -14239,8 +14501,8 @@
         </w:pict>
       </w:r>
     </w:p>
-    <w:bookmarkEnd w:id="44"/>
-    <w:bookmarkStart w:id="45" w:name="check-yourself"/>
+    <w:bookmarkEnd w:id="45"/>
+    <w:bookmarkStart w:id="46" w:name="check-yourself"/>
     <w:p>
       <w:pPr>
         <w:pStyle w:val="Heading2"/>
@@ -15099,8 +15361,8 @@
         </w:pict>
       </w:r>
     </w:p>
-    <w:bookmarkEnd w:id="45"/>
-    <w:bookmarkStart w:id="46" w:name="whats-next"/>
+    <w:bookmarkEnd w:id="46"/>
+    <w:bookmarkStart w:id="47" w:name="whats-next"/>
     <w:p>
       <w:pPr>
         <w:pStyle w:val="Heading2"/>
@@ -15170,7 +15432,7 @@
           <w:i/>
           <w:iCs/>
         </w:rPr>
-        <w:t xml:space="preserve">education/diagrams/</w:t>
+        <w:t xml:space="preserve">education/k8s-k3s-redpanda/diagrams/</w:t>
       </w:r>
       <w:r>
         <w:rPr>
@@ -15214,8 +15476,8 @@
         <w:t xml:space="preserve">dot -Tpng -Gdpi=150 &lt;file&gt;.dot -o ../images/&lt;file&gt;.png</w:t>
       </w:r>
     </w:p>
-    <w:bookmarkEnd w:id="46"/>
     <w:bookmarkEnd w:id="47"/>
+    <w:bookmarkEnd w:id="48"/>
     <w:sectPr>
       <w:pgSz w:h="15840" w:w="12240"/>
       <w:pgMar w:bottom="1440" w:footer="720" w:gutter="0" w:header="720" w:left="1080" w:right="1080" w:top="1440"/>

--- a/education/k8s-k3s-redpanda/docx/chapter01_kubernetes_k3s.docx
+++ b/education/k8s-k3s-redpanda/docx/chapter01_kubernetes_k3s.docx
@@ -945,7 +945,7 @@
           <w:b/>
           <w:bCs/>
         </w:rPr>
-        <w:t xml:space="preserve">Why a hedge fund cares:</w:t>
+        <w:t xml:space="preserve">Why a financial institution cares:</w:t>
       </w:r>
       <w:r>
         <w:t xml:space="preserve"> </w:t>

--- a/education/k8s-k3s-redpanda/docx/chapter01_kubernetes_k3s.docx
+++ b/education/k8s-k3s-redpanda/docx/chapter01_kubernetes_k3s.docx
@@ -15479,6 +15479,7 @@
     <w:bookmarkEnd w:id="47"/>
     <w:bookmarkEnd w:id="48"/>
     <w:sectPr>
+      <w:footerReference r:id="rIdEduFooter" w:type="default"/>
       <w:pgSz w:h="15840" w:w="12240"/>
       <w:pgMar w:bottom="1440" w:footer="720" w:gutter="0" w:header="720" w:left="1080" w:right="1080" w:top="1440"/>
       <w:footnotePr>
@@ -15491,6 +15492,71 @@
 
 <file path=word/comments.xml><?xml version="1.0" encoding="utf-8"?>
 <w:comments xmlns:w="http://schemas.openxmlformats.org/wordprocessingml/2006/main" xmlns:m="http://schemas.openxmlformats.org/officeDocument/2006/math" xmlns:r="http://schemas.openxmlformats.org/officeDocument/2006/relationships" xmlns:o="urn:schemas-microsoft-com:office:office" xmlns:v="urn:schemas-microsoft-com:vml" xmlns:w10="urn:schemas-microsoft-com:office:word" xmlns:a="http://schemas.openxmlformats.org/drawingml/2006/main" xmlns:pic="http://schemas.openxmlformats.org/drawingml/2006/picture" xmlns:wp="http://schemas.openxmlformats.org/drawingml/2006/wordprocessingDrawing"/>
+</file>
+
+<file path=word/footer99.xml><?xml version="1.0" encoding="utf-8"?>
+<w:ftr xmlns:w="http://schemas.openxmlformats.org/wordprocessingml/2006/main" xmlns:r="http://schemas.openxmlformats.org/officeDocument/2006/relationships">
+  <w:p>
+    <w:pPr>
+      <w:jc w:val="center"/>
+      <w:spacing w:before="0" w:after="0"/>
+      <w:rPr>
+        <w:rFonts w:ascii="Calibri" w:hAnsi="Calibri"/>
+        <w:sz w:val="18"/>
+        <w:szCs w:val="18"/>
+        <w:color w:val="595959"/>
+      </w:rPr>
+    </w:pPr>
+    <w:r>
+      <w:rPr>
+        <w:rFonts w:ascii="Calibri" w:hAnsi="Calibri"/>
+        <w:sz w:val="18"/>
+        <w:szCs w:val="18"/>
+        <w:color w:val="595959"/>
+      </w:rPr>
+      <w:t xml:space="preserve">Chapter 1  ·  Page </w:t>
+    </w:r>
+    <w:r>
+      <w:fldChar w:fldCharType="begin"/>
+    </w:r>
+    <w:r>
+      <w:instrText xml:space="preserve"> PAGE </w:instrText>
+    </w:r>
+    <w:r>
+      <w:fldChar w:fldCharType="separate"/>
+    </w:r>
+    <w:r>
+      <w:t>1</w:t>
+    </w:r>
+    <w:r>
+      <w:fldChar w:fldCharType="end"/>
+    </w:r>
+    <w:r>
+      <w:rPr>
+        <w:rFonts w:ascii="Calibri" w:hAnsi="Calibri"/>
+        <w:sz w:val="18"/>
+        <w:szCs w:val="18"/>
+        <w:color w:val="595959"/>
+      </w:rPr>
+      <w:t xml:space="preserve"> of </w:t>
+    </w:r>
+    <w:r>
+      <w:fldChar w:fldCharType="begin"/>
+    </w:r>
+    <w:r>
+      <w:instrText xml:space="preserve"> NUMPAGES </w:instrText>
+    </w:r>
+    <w:r>
+      <w:fldChar w:fldCharType="separate"/>
+    </w:r>
+    <w:r>
+      <w:t>1</w:t>
+    </w:r>
+    <w:r>
+      <w:fldChar w:fldCharType="end"/>
+    </w:r>
+  </w:p>
+</w:ftr>
 </file>
 
 <file path=word/footnotes.xml><?xml version="1.0" encoding="utf-8"?>

--- a/education/k8s-k3s-redpanda/docx/chapter01_kubernetes_k3s.docx
+++ b/education/k8s-k3s-redpanda/docx/chapter01_kubernetes_k3s.docx
@@ -15508,43 +15508,10 @@
       </w:rPr>
     </w:pPr>
     <w:r>
-      <w:rPr>
-        <w:rFonts w:ascii="Calibri" w:hAnsi="Calibri"/>
-        <w:sz w:val="18"/>
-        <w:szCs w:val="18"/>
-        <w:color w:val="595959"/>
-      </w:rPr>
-      <w:t xml:space="preserve">Chapter 1  ·  Page </w:t>
-    </w:r>
-    <w:r>
       <w:fldChar w:fldCharType="begin"/>
     </w:r>
     <w:r>
       <w:instrText xml:space="preserve"> PAGE </w:instrText>
-    </w:r>
-    <w:r>
-      <w:fldChar w:fldCharType="separate"/>
-    </w:r>
-    <w:r>
-      <w:t>1</w:t>
-    </w:r>
-    <w:r>
-      <w:fldChar w:fldCharType="end"/>
-    </w:r>
-    <w:r>
-      <w:rPr>
-        <w:rFonts w:ascii="Calibri" w:hAnsi="Calibri"/>
-        <w:sz w:val="18"/>
-        <w:szCs w:val="18"/>
-        <w:color w:val="595959"/>
-      </w:rPr>
-      <w:t xml:space="preserve"> of </w:t>
-    </w:r>
-    <w:r>
-      <w:fldChar w:fldCharType="begin"/>
-    </w:r>
-    <w:r>
-      <w:instrText xml:space="preserve"> NUMPAGES </w:instrText>
     </w:r>
     <w:r>
       <w:fldChar w:fldCharType="separate"/>

--- a/education/k8s-k3s-redpanda/docx/chapter01_kubernetes_k3s.docx
+++ b/education/k8s-k3s-redpanda/docx/chapter01_kubernetes_k3s.docx
@@ -2,13 +2,13 @@
 <file path=word/document.xml><?xml version="1.0" encoding="utf-8"?>
 <w:document xmlns:w="http://schemas.openxmlformats.org/wordprocessingml/2006/main" xmlns:m="http://schemas.openxmlformats.org/officeDocument/2006/math" xmlns:r="http://schemas.openxmlformats.org/officeDocument/2006/relationships" xmlns:o="urn:schemas-microsoft-com:office:office" xmlns:v="urn:schemas-microsoft-com:vml" xmlns:w10="urn:schemas-microsoft-com:office:word" xmlns:a="http://schemas.openxmlformats.org/drawingml/2006/main" xmlns:pic="http://schemas.openxmlformats.org/drawingml/2006/picture" xmlns:wp="http://schemas.openxmlformats.org/drawingml/2006/wordprocessingDrawing">
   <w:body>
-    <w:bookmarkStart w:id="48" w:name="X109eedb4963018264fcacb2f82af9dbef8bb6ea"/>
+    <w:bookmarkStart w:id="49" w:name="X91eddfe87f334958530715dcc1a7a9edb539e7a"/>
     <w:p>
       <w:pPr>
         <w:pStyle w:val="Heading1"/>
       </w:pPr>
       <w:r>
-        <w:t xml:space="preserve">Chapter 1 — Kubernetes, and the k3s Cluster We Just Built</w:t>
+        <w:t xml:space="preserve">Kubernetes + Redpanda · Chapter 1 — Kubernetes, and the k3s Cluster We Just Built</w:t>
       </w:r>
     </w:p>
     <w:p>
@@ -11976,7 +11976,7 @@
       </w:r>
     </w:p>
     <w:bookmarkEnd w:id="41"/>
-    <w:bookmarkStart w:id="42" w:name="Xc7e2ff76bb6a993025a0c4be6bdcce4d25e1d08"/>
+    <w:bookmarkStart w:id="43" w:name="Xc7e2ff76bb6a993025a0c4be6bdcce4d25e1d08"/>
     <w:p>
       <w:pPr>
         <w:pStyle w:val="Heading2"/>
@@ -12353,6 +12353,713 @@
         <w:t xml:space="preserve">unchanged — I’d swap local-path for a CSI storage class and use a real ingress controller.”</w:t>
       </w:r>
     </w:p>
+    <w:bookmarkStart w:id="42" w:name="X85a68adf61337754cf917b8b94c7971ca05db6e"/>
+    <w:p>
+      <w:pPr>
+        <w:pStyle w:val="Heading3"/>
+      </w:pPr>
+      <w:r>
+        <w:t xml:space="preserve">⭐ Lab vs PROD — the three that are WRONG, not merely smaller</w:t>
+      </w:r>
+    </w:p>
+    <w:p>
+      <w:pPr>
+        <w:pStyle w:val="FirstParagraph"/>
+      </w:pPr>
+      <w:r>
+        <w:rPr>
+          <w:i/>
+          <w:iCs/>
+        </w:rPr>
+        <w:t xml:space="preserve">Added Aug 13, 2026, retrofitting a convention introduced with the Docker Swarm track. Everything in the</w:t>
+      </w:r>
+      <w:r>
+        <w:rPr>
+          <w:i/>
+          <w:iCs/>
+        </w:rPr>
+        <w:t xml:space="preserve"> </w:t>
+      </w:r>
+      <w:r>
+        <w:rPr>
+          <w:i/>
+          <w:iCs/>
+        </w:rPr>
+        <w:t xml:space="preserve">table above is a difference of</w:t>
+      </w:r>
+      <w:r>
+        <w:rPr>
+          <w:i/>
+          <w:iCs/>
+        </w:rPr>
+        <w:t xml:space="preserve"> </w:t>
+      </w:r>
+      <w:r>
+        <w:rPr>
+          <w:b/>
+          <w:bCs/>
+          <w:i/>
+          <w:iCs/>
+        </w:rPr>
+        <w:t xml:space="preserve">scale or packaging</w:t>
+      </w:r>
+      <w:r>
+        <w:rPr>
+          <w:i/>
+          <w:iCs/>
+        </w:rPr>
+        <w:t xml:space="preserve"> </w:t>
+      </w:r>
+      <w:r>
+        <w:rPr>
+          <w:i/>
+          <w:iCs/>
+        </w:rPr>
+        <w:t xml:space="preserve">— one node instead of many, SQLite instead of etcd</w:t>
+      </w:r>
+      <w:r>
+        <w:rPr>
+          <w:i/>
+          <w:iCs/>
+        </w:rPr>
+        <w:t xml:space="preserve"> </w:t>
+      </w:r>
+      <w:r>
+        <w:rPr>
+          <w:i/>
+          <w:iCs/>
+        </w:rPr>
+        <w:t xml:space="preserve">— and none of it would be a mistake in production, only a different size.</w:t>
+      </w:r>
+      <w:r>
+        <w:rPr>
+          <w:i/>
+          <w:iCs/>
+        </w:rPr>
+        <w:t xml:space="preserve"> </w:t>
+      </w:r>
+      <w:r>
+        <w:rPr>
+          <w:b/>
+          <w:bCs/>
+          <w:i/>
+          <w:iCs/>
+        </w:rPr>
+        <w:t xml:space="preserve">The three below are</w:t>
+      </w:r>
+      <w:r>
+        <w:rPr>
+          <w:b/>
+          <w:bCs/>
+          <w:i/>
+          <w:iCs/>
+        </w:rPr>
+        <w:t xml:space="preserve"> </w:t>
+      </w:r>
+      <w:r>
+        <w:rPr>
+          <w:b/>
+          <w:bCs/>
+          <w:i/>
+          <w:iCs/>
+        </w:rPr>
+        <w:t xml:space="preserve">different in kind: each would be an actual defect if it followed you to work.</w:t>
+      </w:r>
+    </w:p>
+    <w:p>
+      <w:pPr>
+        <w:pStyle w:val="BlockText"/>
+      </w:pPr>
+      <w:r>
+        <w:rPr>
+          <w:b/>
+          <w:bCs/>
+        </w:rPr>
+        <w:t xml:space="preserve">Lab vs PROD — a world-readable cluster-admin credential.</w:t>
+      </w:r>
+      <w:r>
+        <w:t xml:space="preserve"> </w:t>
+      </w:r>
+      <w:r>
+        <w:rPr>
+          <w:i/>
+          <w:iCs/>
+        </w:rPr>
+        <w:t xml:space="preserve">In the lab:</w:t>
+      </w:r>
+      <w:r>
+        <w:t xml:space="preserve"> </w:t>
+      </w:r>
+      <w:r>
+        <w:t xml:space="preserve">k3s writes</w:t>
+      </w:r>
+      <w:r>
+        <w:t xml:space="preserve"> </w:t>
+      </w:r>
+      <w:r>
+        <w:rPr>
+          <w:rStyle w:val="VerbatimChar"/>
+        </w:rPr>
+        <w:t xml:space="preserve">/etc/rancher/k3s/k3s.yaml</w:t>
+      </w:r>
+      <w:r>
+        <w:t xml:space="preserve"> </w:t>
+      </w:r>
+      <w:r>
+        <w:t xml:space="preserve">mode</w:t>
+      </w:r>
+      <w:r>
+        <w:t xml:space="preserve"> </w:t>
+      </w:r>
+      <w:r>
+        <w:rPr>
+          <w:rStyle w:val="VerbatimChar"/>
+          <w:b/>
+          <w:bCs/>
+        </w:rPr>
+        <w:t xml:space="preserve">644</w:t>
+      </w:r>
+      <w:r>
+        <w:t xml:space="preserve">, and §3c leaves it that way so</w:t>
+      </w:r>
+      <w:r>
+        <w:t xml:space="preserve"> </w:t>
+      </w:r>
+      <w:r>
+        <w:rPr>
+          <w:rStyle w:val="VerbatimChar"/>
+        </w:rPr>
+        <w:t xml:space="preserve">kubectl</w:t>
+      </w:r>
+      <w:r>
+        <w:t xml:space="preserve"> </w:t>
+      </w:r>
+      <w:r>
+        <w:t xml:space="preserve">works without</w:t>
+      </w:r>
+      <w:r>
+        <w:t xml:space="preserve"> </w:t>
+      </w:r>
+      <w:r>
+        <w:rPr>
+          <w:rStyle w:val="VerbatimChar"/>
+        </w:rPr>
+        <w:t xml:space="preserve">sudo</w:t>
+      </w:r>
+      <w:r>
+        <w:t xml:space="preserve">.</w:t>
+      </w:r>
+      <w:r>
+        <w:t xml:space="preserve"> </w:t>
+      </w:r>
+      <w:r>
+        <w:rPr>
+          <w:i/>
+          <w:iCs/>
+        </w:rPr>
+        <w:t xml:space="preserve">Why it’s acceptable here:</w:t>
+      </w:r>
+      <w:r>
+        <w:t xml:space="preserve"> </w:t>
+      </w:r>
+      <w:r>
+        <w:t xml:space="preserve">one operator, one throwaway VM, on a LAN.</w:t>
+      </w:r>
+      <w:r>
+        <w:t xml:space="preserve"> </w:t>
+      </w:r>
+      <w:r>
+        <w:rPr>
+          <w:i/>
+          <w:iCs/>
+        </w:rPr>
+        <w:t xml:space="preserve">In production:</w:t>
+      </w:r>
+      <w:r>
+        <w:t xml:space="preserve"> </w:t>
+      </w:r>
+      <w:r>
+        <w:t xml:space="preserve">leave it</w:t>
+      </w:r>
+      <w:r>
+        <w:t xml:space="preserve"> </w:t>
+      </w:r>
+      <w:r>
+        <w:rPr>
+          <w:rStyle w:val="VerbatimChar"/>
+        </w:rPr>
+        <w:t xml:space="preserve">600</w:t>
+      </w:r>
+      <w:r>
+        <w:t xml:space="preserve"> </w:t>
+      </w:r>
+      <w:r>
+        <w:t xml:space="preserve">and copy it out with</w:t>
+      </w:r>
+      <w:r>
+        <w:t xml:space="preserve"> </w:t>
+      </w:r>
+      <w:r>
+        <w:rPr>
+          <w:rStyle w:val="VerbatimChar"/>
+        </w:rPr>
+        <w:t xml:space="preserve">sudo</w:t>
+      </w:r>
+      <w:r>
+        <w:t xml:space="preserve">, or better, never use it — issue per-human credentials through OIDC</w:t>
+      </w:r>
+      <w:r>
+        <w:t xml:space="preserve"> </w:t>
+      </w:r>
+      <w:r>
+        <w:t xml:space="preserve">so access can be revoked and audited per person.</w:t>
+      </w:r>
+      <w:r>
+        <w:t xml:space="preserve"> </w:t>
+      </w:r>
+      <w:r>
+        <w:rPr>
+          <w:i/>
+          <w:iCs/>
+        </w:rPr>
+        <w:t xml:space="preserve">If you carry the habit:</w:t>
+      </w:r>
+      <w:r>
+        <w:t xml:space="preserve"> </w:t>
+      </w:r>
+      <w:r>
+        <w:t xml:space="preserve">🚨</w:t>
+      </w:r>
+      <w:r>
+        <w:t xml:space="preserve"> </w:t>
+      </w:r>
+      <w:r>
+        <w:rPr>
+          <w:b/>
+          <w:bCs/>
+        </w:rPr>
+        <w:t xml:space="preserve">that file is a</w:t>
+      </w:r>
+      <w:r>
+        <w:rPr>
+          <w:b/>
+          <w:bCs/>
+        </w:rPr>
+        <w:t xml:space="preserve"> </w:t>
+      </w:r>
+      <w:r>
+        <w:rPr>
+          <w:b/>
+          <w:bCs/>
+        </w:rPr>
+        <w:t xml:space="preserve">permanent, irrevocable</w:t>
+      </w:r>
+      <w:r>
+        <w:rPr>
+          <w:b/>
+          <w:bCs/>
+        </w:rPr>
+        <w:t xml:space="preserve"> </w:t>
+      </w:r>
+      <w:r>
+        <w:rPr>
+          <w:rStyle w:val="VerbatimChar"/>
+          <w:b/>
+          <w:bCs/>
+        </w:rPr>
+        <w:t xml:space="preserve">system:masters</w:t>
+      </w:r>
+      <w:r>
+        <w:rPr>
+          <w:b/>
+          <w:bCs/>
+        </w:rPr>
+        <w:t xml:space="preserve"> </w:t>
+      </w:r>
+      <w:r>
+        <w:rPr>
+          <w:b/>
+          <w:bCs/>
+        </w:rPr>
+        <w:t xml:space="preserve">credential.</w:t>
+      </w:r>
+      <w:r>
+        <w:t xml:space="preserve"> </w:t>
+      </w:r>
+      <w:r>
+        <w:t xml:space="preserve">It bypasses RBAC entirely, cannot be scoped, and</w:t>
+      </w:r>
+      <w:r>
+        <w:t xml:space="preserve"> </w:t>
+      </w:r>
+      <w:r>
+        <w:rPr>
+          <w:b/>
+          <w:bCs/>
+        </w:rPr>
+        <w:t xml:space="preserve">cannot be revoked without rotating the cluster CA.</w:t>
+      </w:r>
+      <w:r>
+        <w:t xml:space="preserve"> </w:t>
+      </w:r>
+      <w:r>
+        <w:t xml:space="preserve">Any local user, any backup, and any VM snapshot</w:t>
+      </w:r>
+      <w:r>
+        <w:t xml:space="preserve"> </w:t>
+      </w:r>
+      <w:r>
+        <w:t xml:space="preserve">containing it holds full cluster admin forever.</w:t>
+      </w:r>
+    </w:p>
+    <w:p>
+      <w:pPr>
+        <w:pStyle w:val="BlockText"/>
+      </w:pPr>
+      <w:r>
+        <w:rPr>
+          <w:b/>
+          <w:bCs/>
+        </w:rPr>
+        <w:t xml:space="preserve">Lab vs PROD — installing by piping a URL into a shell.</w:t>
+      </w:r>
+      <w:r>
+        <w:t xml:space="preserve"> </w:t>
+      </w:r>
+      <w:r>
+        <w:rPr>
+          <w:i/>
+          <w:iCs/>
+        </w:rPr>
+        <w:t xml:space="preserve">In the lab:</w:t>
+      </w:r>
+      <w:r>
+        <w:t xml:space="preserve"> </w:t>
+      </w:r>
+      <w:r>
+        <w:rPr>
+          <w:rStyle w:val="VerbatimChar"/>
+        </w:rPr>
+        <w:t xml:space="preserve">curl -sfL … | sh -</w:t>
+      </w:r>
+      <w:r>
+        <w:t xml:space="preserve">, which is</w:t>
+      </w:r>
+      <w:r>
+        <w:t xml:space="preserve"> </w:t>
+      </w:r>
+      <w:r>
+        <w:t xml:space="preserve">the documented k3s install path.</w:t>
+      </w:r>
+      <w:r>
+        <w:t xml:space="preserve"> </w:t>
+      </w:r>
+      <w:r>
+        <w:rPr>
+          <w:i/>
+          <w:iCs/>
+        </w:rPr>
+        <w:t xml:space="preserve">Why it’s acceptable here:</w:t>
+      </w:r>
+      <w:r>
+        <w:t xml:space="preserve"> </w:t>
+      </w:r>
+      <w:r>
+        <w:t xml:space="preserve">a rebuildable sandbox, and §3a already</w:t>
+      </w:r>
+      <w:r>
+        <w:t xml:space="preserve"> </w:t>
+      </w:r>
+      <w:r>
+        <w:t xml:space="preserve">names the risk.</w:t>
+      </w:r>
+      <w:r>
+        <w:t xml:space="preserve"> </w:t>
+      </w:r>
+      <w:r>
+        <w:rPr>
+          <w:i/>
+          <w:iCs/>
+        </w:rPr>
+        <w:t xml:space="preserve">In production:</w:t>
+      </w:r>
+      <w:r>
+        <w:t xml:space="preserve"> </w:t>
+      </w:r>
+      <w:r>
+        <w:t xml:space="preserve">a pinned, checksum-verified artifact from an internal mirror, applied</w:t>
+      </w:r>
+      <w:r>
+        <w:t xml:space="preserve"> </w:t>
+      </w:r>
+      <w:r>
+        <w:t xml:space="preserve">by configuration management.</w:t>
+      </w:r>
+      <w:r>
+        <w:t xml:space="preserve"> </w:t>
+      </w:r>
+      <w:r>
+        <w:rPr>
+          <w:i/>
+          <w:iCs/>
+        </w:rPr>
+        <w:t xml:space="preserve">If you carry the habit:</w:t>
+      </w:r>
+      <w:r>
+        <w:t xml:space="preserve"> </w:t>
+      </w:r>
+      <w:r>
+        <w:t xml:space="preserve">you have made every build a live dependency on</w:t>
+      </w:r>
+      <w:r>
+        <w:t xml:space="preserve"> </w:t>
+      </w:r>
+      <w:r>
+        <w:t xml:space="preserve">someone else’s web server and TLS chain, with</w:t>
+      </w:r>
+      <w:r>
+        <w:t xml:space="preserve"> </w:t>
+      </w:r>
+      <w:r>
+        <w:rPr>
+          <w:b/>
+          <w:bCs/>
+        </w:rPr>
+        <w:t xml:space="preserve">no record of what you actually executed</w:t>
+      </w:r>
+      <w:r>
+        <w:t xml:space="preserve"> </w:t>
+      </w:r>
+      <w:r>
+        <w:t xml:space="preserve">— so a</w:t>
+      </w:r>
+      <w:r>
+        <w:t xml:space="preserve"> </w:t>
+      </w:r>
+      <w:r>
+        <w:t xml:space="preserve">compromised upstream, or simply a changed script, is both undetectable and unreproducible.</w:t>
+      </w:r>
+    </w:p>
+    <w:p>
+      <w:pPr>
+        <w:pStyle w:val="BlockText"/>
+      </w:pPr>
+      <w:r>
+        <w:rPr>
+          <w:b/>
+          <w:bCs/>
+        </w:rPr>
+        <w:t xml:space="preserve">Lab vs PROD — replication that is real while the durability is not.</w:t>
+      </w:r>
+      <w:r>
+        <w:t xml:space="preserve"> </w:t>
+      </w:r>
+      <w:r>
+        <w:rPr>
+          <w:i/>
+          <w:iCs/>
+        </w:rPr>
+        <w:t xml:space="preserve">In the lab:</w:t>
+      </w:r>
+      <w:r>
+        <w:t xml:space="preserve"> </w:t>
+      </w:r>
+      <w:r>
+        <w:t xml:space="preserve">Chapter 3’s three</w:t>
+      </w:r>
+      <w:r>
+        <w:t xml:space="preserve"> </w:t>
+      </w:r>
+      <w:r>
+        <w:t xml:space="preserve">Redpanda brokers use</w:t>
+      </w:r>
+      <w:r>
+        <w:t xml:space="preserve"> </w:t>
+      </w:r>
+      <w:r>
+        <w:rPr>
+          <w:rStyle w:val="VerbatimChar"/>
+        </w:rPr>
+        <w:t xml:space="preserve">local-path</w:t>
+      </w:r>
+      <w:r>
+        <w:t xml:space="preserve"> </w:t>
+      </w:r>
+      <w:r>
+        <w:t xml:space="preserve">volumes that are three directories on</w:t>
+      </w:r>
+      <w:r>
+        <w:t xml:space="preserve"> </w:t>
+      </w:r>
+      <w:r>
+        <w:rPr>
+          <w:b/>
+          <w:bCs/>
+        </w:rPr>
+        <w:t xml:space="preserve">the same ext4 filesystem, the</w:t>
+      </w:r>
+      <w:r>
+        <w:rPr>
+          <w:b/>
+          <w:bCs/>
+        </w:rPr>
+        <w:t xml:space="preserve"> </w:t>
+      </w:r>
+      <w:r>
+        <w:rPr>
+          <w:b/>
+          <w:bCs/>
+        </w:rPr>
+        <w:t xml:space="preserve">same virtual disk, the same host.</w:t>
+      </w:r>
+      <w:r>
+        <w:t xml:space="preserve"> </w:t>
+      </w:r>
+      <w:r>
+        <w:rPr>
+          <w:i/>
+          <w:iCs/>
+        </w:rPr>
+        <w:t xml:space="preserve">Why it’s acceptable here:</w:t>
+      </w:r>
+      <w:r>
+        <w:t xml:space="preserve"> </w:t>
+      </w:r>
+      <w:r>
+        <w:t xml:space="preserve">the Raft mechanics are genuine, and the</w:t>
+      </w:r>
+      <w:r>
+        <w:t xml:space="preserve"> </w:t>
+      </w:r>
+      <w:r>
+        <w:t xml:space="preserve">failure drills in Chapter 3 §9 really do exercise quorum — which is the thing being taught.</w:t>
+      </w:r>
+      <w:r>
+        <w:t xml:space="preserve"> </w:t>
+      </w:r>
+      <w:r>
+        <w:rPr>
+          <w:i/>
+          <w:iCs/>
+        </w:rPr>
+        <w:t xml:space="preserve">In</w:t>
+      </w:r>
+      <w:r>
+        <w:rPr>
+          <w:i/>
+          <w:iCs/>
+        </w:rPr>
+        <w:t xml:space="preserve"> </w:t>
+      </w:r>
+      <w:r>
+        <w:rPr>
+          <w:i/>
+          <w:iCs/>
+        </w:rPr>
+        <w:t xml:space="preserve">production:</w:t>
+      </w:r>
+      <w:r>
+        <w:t xml:space="preserve"> </w:t>
+      </w:r>
+      <w:r>
+        <w:t xml:space="preserve">a CSI driver with one real device per node, plus hard</w:t>
+      </w:r>
+      <w:r>
+        <w:t xml:space="preserve"> </w:t>
+      </w:r>
+      <w:r>
+        <w:rPr>
+          <w:rStyle w:val="VerbatimChar"/>
+        </w:rPr>
+        <w:t xml:space="preserve">podAntiAffinity</w:t>
+      </w:r>
+      <w:r>
+        <w:t xml:space="preserve"> </w:t>
+      </w:r>
+      <w:r>
+        <w:t xml:space="preserve">so replicas cannot</w:t>
+      </w:r>
+      <w:r>
+        <w:t xml:space="preserve"> </w:t>
+      </w:r>
+      <w:r>
+        <w:t xml:space="preserve">be co-scheduled.</w:t>
+      </w:r>
+      <w:r>
+        <w:t xml:space="preserve"> </w:t>
+      </w:r>
+      <w:r>
+        <w:rPr>
+          <w:i/>
+          <w:iCs/>
+        </w:rPr>
+        <w:t xml:space="preserve">If you carry the habit:</w:t>
+      </w:r>
+      <w:r>
+        <w:t xml:space="preserve"> </w:t>
+      </w:r>
+      <w:r>
+        <w:t xml:space="preserve">🚨</w:t>
+      </w:r>
+      <w:r>
+        <w:t xml:space="preserve"> </w:t>
+      </w:r>
+      <w:r>
+        <w:rPr>
+          <w:b/>
+          <w:bCs/>
+        </w:rPr>
+        <w:t xml:space="preserve">you will believe replication factor 3 has bought you</w:t>
+      </w:r>
+      <w:r>
+        <w:rPr>
+          <w:b/>
+          <w:bCs/>
+        </w:rPr>
+        <w:t xml:space="preserve"> </w:t>
+      </w:r>
+      <w:r>
+        <w:rPr>
+          <w:b/>
+          <w:bCs/>
+        </w:rPr>
+        <w:t xml:space="preserve">durability when it has bought you none.</w:t>
+      </w:r>
+      <w:r>
+        <w:t xml:space="preserve"> </w:t>
+      </w:r>
+      <w:r>
+        <w:t xml:space="preserve">One disk failure loses all three copies simultaneously, and</w:t>
+      </w:r>
+      <w:r>
+        <w:t xml:space="preserve"> </w:t>
+      </w:r>
+      <w:r>
+        <w:t xml:space="preserve">every dashboard will have shown three healthy replicas right up to the moment they all vanished. ⚠️</w:t>
+      </w:r>
+      <w:r>
+        <w:t xml:space="preserve"> </w:t>
+      </w:r>
+      <w:r>
+        <w:rPr>
+          <w:i/>
+          <w:iCs/>
+        </w:rPr>
+        <w:t xml:space="preserve">Unverified prescription:</w:t>
+      </w:r>
+      <w:r>
+        <w:t xml:space="preserve"> </w:t>
+      </w:r>
+      <w:r>
+        <w:t xml:space="preserve">the CSI and anti-affinity fix is described, not tested — this lab has one</w:t>
+      </w:r>
+      <w:r>
+        <w:t xml:space="preserve"> </w:t>
+      </w:r>
+      <w:r>
+        <w:t xml:space="preserve">node and cannot demonstrate it.</w:t>
+      </w:r>
+    </w:p>
     <w:p>
       <w:r>
         <w:pict>
@@ -12361,7 +13068,8 @@
       </w:r>
     </w:p>
     <w:bookmarkEnd w:id="42"/>
-    <w:bookmarkStart w:id="44" w:name="commands-to-know-by-heart"/>
+    <w:bookmarkEnd w:id="43"/>
+    <w:bookmarkStart w:id="45" w:name="commands-to-know-by-heart"/>
     <w:p>
       <w:pPr>
         <w:pStyle w:val="Heading2"/>
@@ -12882,7 +13590,7 @@
         <w:t xml:space="preserve">completion works on both.</w:t>
       </w:r>
     </w:p>
-    <w:bookmarkStart w:id="43" w:name="Xdf9d4ea2996af737de06e16b81448a9fd9aa30e"/>
+    <w:bookmarkStart w:id="44" w:name="Xdf9d4ea2996af737de06e16b81448a9fd9aa30e"/>
     <w:p>
       <w:pPr>
         <w:pStyle w:val="Heading3"/>
@@ -13894,9 +14602,9 @@
         </w:pict>
       </w:r>
     </w:p>
-    <w:bookmarkEnd w:id="43"/>
     <w:bookmarkEnd w:id="44"/>
-    <w:bookmarkStart w:id="45" w:name="glossary-for-this-chapter"/>
+    <w:bookmarkEnd w:id="45"/>
+    <w:bookmarkStart w:id="46" w:name="glossary-for-this-chapter"/>
     <w:p>
       <w:pPr>
         <w:pStyle w:val="Heading2"/>
@@ -14501,8 +15209,8 @@
         </w:pict>
       </w:r>
     </w:p>
-    <w:bookmarkEnd w:id="45"/>
-    <w:bookmarkStart w:id="46" w:name="check-yourself"/>
+    <w:bookmarkEnd w:id="46"/>
+    <w:bookmarkStart w:id="47" w:name="check-yourself"/>
     <w:p>
       <w:pPr>
         <w:pStyle w:val="Heading2"/>
@@ -15361,8 +16069,8 @@
         </w:pict>
       </w:r>
     </w:p>
-    <w:bookmarkEnd w:id="46"/>
-    <w:bookmarkStart w:id="47" w:name="whats-next"/>
+    <w:bookmarkEnd w:id="47"/>
+    <w:bookmarkStart w:id="48" w:name="whats-next"/>
     <w:p>
       <w:pPr>
         <w:pStyle w:val="Heading2"/>
@@ -15476,8 +16184,8 @@
         <w:t xml:space="preserve">dot -Tpng -Gdpi=150 &lt;file&gt;.dot -o ../images/&lt;file&gt;.png</w:t>
       </w:r>
     </w:p>
-    <w:bookmarkEnd w:id="47"/>
     <w:bookmarkEnd w:id="48"/>
+    <w:bookmarkEnd w:id="49"/>
     <w:sectPr>
       <w:footerReference r:id="rIdEduFooter" w:type="default"/>
       <w:pgSz w:h="15840" w:w="12240"/>

--- a/education/k8s-k3s-redpanda/docx/chapter01_kubernetes_k3s.docx
+++ b/education/k8s-k3s-redpanda/docx/chapter01_kubernetes_k3s.docx
@@ -119,13 +119,26 @@
         <w:t xml:space="preserve"> </w:t>
       </w:r>
       <w:r>
-        <w:t xml:space="preserve">actually did, what is now running on the machine, and — most importantly —</w:t>
-      </w:r>
-      <w:r>
-        <w:t xml:space="preserve"> </w:t>
-      </w:r>
-      <w:r>
-        <w:rPr>
+        <w:t xml:space="preserve">actually did,</w:t>
+      </w:r>
+      <w:r>
+        <w:t xml:space="preserve"> </w:t>
+      </w:r>
+      <w:r>
+        <w:rPr>
+          <w:rStyle w:val="Key"/>
+        </w:rPr>
+        <w:t xml:space="preserve">what is now running on the machine, and — most importantly —</w:t>
+      </w:r>
+      <w:r>
+        <w:rPr>
+          <w:rStyle w:val="Key"/>
+        </w:rPr>
+        <w:t xml:space="preserve"> </w:t>
+      </w:r>
+      <w:r>
+        <w:rPr>
+          <w:rStyle w:val="Key"/>
           <w:i/>
           <w:iCs/>
         </w:rPr>
@@ -146,7 +159,19 @@
         <w:t xml:space="preserve"> </w:t>
       </w:r>
       <w:r>
-        <w:t xml:space="preserve">out loud. That is the real test, not whether the pods are running.</w:t>
+        <w:t xml:space="preserve">out loud.</w:t>
+      </w:r>
+      <w:r>
+        <w:t xml:space="preserve"> </w:t>
+      </w:r>
+      <w:r>
+        <w:rPr>
+          <w:rStyle w:val="Key"/>
+        </w:rPr>
+        <w:t xml:space="preserve">That is the real test, not whether the pods are running</w:t>
+      </w:r>
+      <w:r>
+        <w:t xml:space="preserve">.</w:t>
       </w:r>
     </w:p>
     <w:p>
@@ -778,6 +803,7 @@
       </w:pPr>
       <w:r>
         <w:rPr>
+          <w:rStyle w:val="Key"/>
           <w:b/>
           <w:bCs/>
         </w:rPr>
@@ -933,7 +959,13 @@
         <w:pStyle w:val="BodyText"/>
       </w:pPr>
       <w:r>
-        <w:t xml:space="preserve">Everything in the rest of this document is machinery in service of that one idea.</w:t>
+        <w:rPr>
+          <w:rStyle w:val="Key"/>
+        </w:rPr>
+        <w:t xml:space="preserve">Everything in the rest of this document is machinery in service of that one idea</w:t>
+      </w:r>
+      <w:r>
+        <w:t xml:space="preserve">.</w:t>
       </w:r>
     </w:p>
     <w:p>
@@ -1622,9 +1654,15 @@
         <w:pStyle w:val="FirstParagraph"/>
       </w:pPr>
       <w:r>
+        <w:rPr>
+          <w:rStyle w:val="Key"/>
+        </w:rPr>
         <w:t xml:space="preserve">Two events look nearly identical in</w:t>
       </w:r>
       <w:r>
+        <w:rPr>
+          <w:rStyle w:val="Key"/>
+        </w:rPr>
         <w:t xml:space="preserve"> </w:t>
       </w:r>
       <w:r>
@@ -1634,16 +1672,37 @@
         <w:t xml:space="preserve">kubectl get pods</w:t>
       </w:r>
       <w:r>
-        <w:t xml:space="preserve"> </w:t>
-      </w:r>
-      <w:r>
-        <w:t xml:space="preserve">and are debugged completely differently. Get</w:t>
-      </w:r>
-      <w:r>
-        <w:t xml:space="preserve"> </w:t>
-      </w:r>
-      <w:r>
-        <w:t xml:space="preserve">this one distinction wrong and you will spend an afternoon looking in the wrong place, so it comes</w:t>
+        <w:rPr>
+          <w:rStyle w:val="Key"/>
+        </w:rPr>
+        <w:t xml:space="preserve"> </w:t>
+      </w:r>
+      <w:r>
+        <w:rPr>
+          <w:rStyle w:val="Key"/>
+        </w:rPr>
+        <w:t xml:space="preserve">and are debugged completely differently</w:t>
+      </w:r>
+      <w:r>
+        <w:t xml:space="preserve">. Get</w:t>
+      </w:r>
+      <w:r>
+        <w:t xml:space="preserve"> </w:t>
+      </w:r>
+      <w:r>
+        <w:t xml:space="preserve">this one distinction wrong and</w:t>
+      </w:r>
+      <w:r>
+        <w:t xml:space="preserve"> </w:t>
+      </w:r>
+      <w:r>
+        <w:rPr>
+          <w:rStyle w:val="Key"/>
+        </w:rPr>
+        <w:t xml:space="preserve">you will spend an afternoon looking in the wrong place</w:t>
+      </w:r>
+      <w:r>
+        <w:t xml:space="preserve">, so it comes</w:t>
       </w:r>
       <w:r>
         <w:t xml:space="preserve"> </w:t>
@@ -1667,20 +1726,39 @@
         <w:t xml:space="preserve"> </w:t>
       </w:r>
       <w:r>
-        <w:t xml:space="preserve">→ it is restarted</w:t>
-      </w:r>
-      <w:r>
-        <w:t xml:space="preserve"> </w:t>
-      </w:r>
-      <w:r>
-        <w:rPr>
+        <w:t xml:space="preserve">→</w:t>
+      </w:r>
+      <w:r>
+        <w:t xml:space="preserve"> </w:t>
+      </w:r>
+      <w:r>
+        <w:rPr>
+          <w:rStyle w:val="Key"/>
+        </w:rPr>
+        <w:t xml:space="preserve">it is restarted</w:t>
+      </w:r>
+      <w:r>
+        <w:rPr>
+          <w:rStyle w:val="Key"/>
+        </w:rPr>
+        <w:t xml:space="preserve"> </w:t>
+      </w:r>
+      <w:r>
+        <w:rPr>
+          <w:rStyle w:val="Key"/>
           <w:b/>
           <w:bCs/>
         </w:rPr>
         <w:t xml:space="preserve">inside the same pod</w:t>
       </w:r>
       <w:r>
-        <w:t xml:space="preserve">. Same pod name, same UID, same IP.</w:t>
+        <w:rPr>
+          <w:rStyle w:val="Key"/>
+        </w:rPr>
+        <w:t xml:space="preserve">. Same pod name, same UID, same IP</w:t>
+      </w:r>
+      <w:r>
+        <w:t xml:space="preserve">.</w:t>
       </w:r>
       <w:r>
         <w:t xml:space="preserve"> </w:t>
@@ -1702,7 +1780,19 @@
         <w:t xml:space="preserve"> </w:t>
       </w:r>
       <w:r>
-        <w:t xml:space="preserve">counter climbs. Your application is crashing; the pod is fine.</w:t>
+        <w:t xml:space="preserve">counter climbs.</w:t>
+      </w:r>
+      <w:r>
+        <w:t xml:space="preserve"> </w:t>
+      </w:r>
+      <w:r>
+        <w:rPr>
+          <w:rStyle w:val="Key"/>
+        </w:rPr>
+        <w:t xml:space="preserve">Your application is crashing; the pod is fine</w:t>
+      </w:r>
+      <w:r>
+        <w:t xml:space="preserve">.</w:t>
       </w:r>
     </w:p>
     <w:p>
@@ -1824,7 +1914,19 @@
         <w:t xml:space="preserve"> </w:t>
       </w:r>
       <w:r>
-        <w:t xml:space="preserve">cycle, so it genuinely was a new container every time.</w:t>
+        <w:t xml:space="preserve">cycle,</w:t>
+      </w:r>
+      <w:r>
+        <w:t xml:space="preserve"> </w:t>
+      </w:r>
+      <w:r>
+        <w:rPr>
+          <w:rStyle w:val="Key"/>
+        </w:rPr>
+        <w:t xml:space="preserve">so it genuinely was a new container every time</w:t>
+      </w:r>
+      <w:r>
+        <w:t xml:space="preserve">.</w:t>
       </w:r>
       <w:r>
         <w:t xml:space="preserve"> </w:t>
@@ -1886,7 +1988,13 @@
         <w:pStyle w:val="FirstParagraph"/>
       </w:pPr>
       <w:r>
-        <w:t xml:space="preserve">New name, new UID, new IP, restart counter back to zero.</w:t>
+        <w:rPr>
+          <w:rStyle w:val="Key"/>
+        </w:rPr>
+        <w:t xml:space="preserve">New name, new UID, new IP, restart counter back to zero</w:t>
+      </w:r>
+      <w:r>
+        <w:t xml:space="preserve">.</w:t>
       </w:r>
       <w:r>
         <w:t xml:space="preserve"> </w:t>
@@ -2164,23 +2272,39 @@
         <w:t xml:space="preserve"> </w:t>
       </w:r>
       <w:r>
+        <w:rPr>
+          <w:rStyle w:val="Key"/>
+        </w:rPr>
         <w:t xml:space="preserve">destroyed, and a</w:t>
       </w:r>
       <w:r>
-        <w:t xml:space="preserve"> </w:t>
-      </w:r>
-      <w:r>
-        <w:rPr>
+        <w:rPr>
+          <w:rStyle w:val="Key"/>
+        </w:rPr>
+        <w:t xml:space="preserve"> </w:t>
+      </w:r>
+      <w:r>
+        <w:rPr>
+          <w:rStyle w:val="Key"/>
           <w:i/>
           <w:iCs/>
         </w:rPr>
         <w:t xml:space="preserve">different</w:t>
       </w:r>
       <w:r>
-        <w:t xml:space="preserve"> </w:t>
-      </w:r>
-      <w:r>
-        <w:t xml:space="preserve">pod with a new name, new UID and new IP is created, possibly on</w:t>
+        <w:rPr>
+          <w:rStyle w:val="Key"/>
+        </w:rPr>
+        <w:t xml:space="preserve"> </w:t>
+      </w:r>
+      <w:r>
+        <w:rPr>
+          <w:rStyle w:val="Key"/>
+        </w:rPr>
+        <w:t xml:space="preserve">pod with a new name, new UID and new IP is created</w:t>
+      </w:r>
+      <w:r>
+        <w:t xml:space="preserve">, possibly on</w:t>
       </w:r>
       <w:r>
         <w:t xml:space="preserve"> </w:t>
@@ -2217,6 +2341,9 @@
         <w:t xml:space="preserve"> </w:t>
       </w:r>
       <w:r>
+        <w:rPr>
+          <w:rStyle w:val="Key"/>
+        </w:rPr>
         <w:t xml:space="preserve">The image is run again from scratch, with no</w:t>
       </w:r>
       <w:r>
@@ -2327,7 +2454,19 @@
         <w:t xml:space="preserve"> </w:t>
       </w:r>
       <w:r>
-        <w:t xml:space="preserve">filesystem or a process namespace by default. Each has its own root filesystem and its own PID 1.</w:t>
+        <w:t xml:space="preserve">filesystem or a process namespace by default.</w:t>
+      </w:r>
+      <w:r>
+        <w:t xml:space="preserve"> </w:t>
+      </w:r>
+      <w:r>
+        <w:rPr>
+          <w:rStyle w:val="Key"/>
+        </w:rPr>
+        <w:t xml:space="preserve">Each has its own root filesystem and its own PID 1</w:t>
+      </w:r>
+      <w:r>
+        <w:t xml:space="preserve">.</w:t>
       </w:r>
     </w:p>
     <w:p>
@@ -2416,7 +2555,19 @@
         <w:t xml:space="preserve"> </w:t>
       </w:r>
       <w:r>
-        <w:t xml:space="preserve">cluster, a volume is a directory on the node where it was first created. Lose that node and the</w:t>
+        <w:t xml:space="preserve">cluster,</w:t>
+      </w:r>
+      <w:r>
+        <w:t xml:space="preserve"> </w:t>
+      </w:r>
+      <w:r>
+        <w:rPr>
+          <w:rStyle w:val="Key"/>
+        </w:rPr>
+        <w:t xml:space="preserve">a volume is a directory on the node where it was first created</w:t>
+      </w:r>
+      <w:r>
+        <w:t xml:space="preserve">. Lose that node and the</w:t>
       </w:r>
       <w:r>
         <w:t xml:space="preserve"> </w:t>
@@ -2492,9 +2643,15 @@
         <w:t xml:space="preserve"> </w:t>
       </w:r>
       <w:r>
+        <w:rPr>
+          <w:rStyle w:val="Key"/>
+        </w:rPr>
         <w:t xml:space="preserve">Same API, same</w:t>
       </w:r>
       <w:r>
+        <w:rPr>
+          <w:rStyle w:val="Key"/>
+        </w:rPr>
         <w:t xml:space="preserve"> </w:t>
       </w:r>
       <w:r>
@@ -2504,7 +2661,13 @@
         <w:t xml:space="preserve">kubectl</w:t>
       </w:r>
       <w:r>
-        <w:t xml:space="preserve">, same YAML files, same Helm charts. What differs is</w:t>
+        <w:rPr>
+          <w:rStyle w:val="Key"/>
+        </w:rPr>
+        <w:t xml:space="preserve">, same YAML files, same Helm charts</w:t>
+      </w:r>
+      <w:r>
+        <w:t xml:space="preserve">. What differs is</w:t>
       </w:r>
       <w:r>
         <w:t xml:space="preserve"> </w:t>
@@ -2531,13 +2694,26 @@
         <w:t xml:space="preserve"> </w:t>
       </w:r>
       <w:r>
-        <w:t xml:space="preserve">up properly is a day’s work. k3s compiles those components into a</w:t>
-      </w:r>
-      <w:r>
-        <w:t xml:space="preserve"> </w:t>
-      </w:r>
-      <w:r>
-        <w:rPr>
+        <w:t xml:space="preserve">up properly is a day’s work.</w:t>
+      </w:r>
+      <w:r>
+        <w:t xml:space="preserve"> </w:t>
+      </w:r>
+      <w:r>
+        <w:rPr>
+          <w:rStyle w:val="Key"/>
+        </w:rPr>
+        <w:t xml:space="preserve">k3s compiles those components into a</w:t>
+      </w:r>
+      <w:r>
+        <w:rPr>
+          <w:rStyle w:val="Key"/>
+        </w:rPr>
+        <w:t xml:space="preserve"> </w:t>
+      </w:r>
+      <w:r>
+        <w:rPr>
+          <w:rStyle w:val="Key"/>
           <w:b/>
           <w:bCs/>
         </w:rPr>
@@ -2571,6 +2747,7 @@
       </w:r>
       <w:r>
         <w:rPr>
+          <w:rStyle w:val="Key"/>
           <w:b/>
           <w:bCs/>
         </w:rPr>
@@ -3191,6 +3368,9 @@
         <w:t xml:space="preserve"> </w:t>
       </w:r>
       <w:r>
+        <w:rPr>
+          <w:rStyle w:val="Key"/>
+        </w:rPr>
         <w:t xml:space="preserve">executes whatever comes back from the network with</w:t>
       </w:r>
       <w:r>
@@ -3463,9 +3643,21 @@
         <w:t xml:space="preserve">/etc/rancher/k3s/k3s.yaml</w:t>
       </w:r>
       <w:r>
-        <w:t xml:space="preserve">. By default that file is mode</w:t>
-      </w:r>
-      <w:r>
+        <w:t xml:space="preserve">.</w:t>
+      </w:r>
+      <w:r>
+        <w:t xml:space="preserve"> </w:t>
+      </w:r>
+      <w:r>
+        <w:rPr>
+          <w:rStyle w:val="Key"/>
+        </w:rPr>
+        <w:t xml:space="preserve">By default that file is mode</w:t>
+      </w:r>
+      <w:r>
+        <w:rPr>
+          <w:rStyle w:val="Key"/>
+        </w:rPr>
         <w:t xml:space="preserve"> </w:t>
       </w:r>
       <w:r>
@@ -3475,7 +3667,13 @@
         <w:t xml:space="preserve">600</w:t>
       </w:r>
       <w:r>
-        <w:t xml:space="preserve">, readable only by root, so every</w:t>
+        <w:rPr>
+          <w:rStyle w:val="Key"/>
+        </w:rPr>
+        <w:t xml:space="preserve">, readable only by root</w:t>
+      </w:r>
+      <w:r>
+        <w:t xml:space="preserve">, so every</w:t>
       </w:r>
       <w:r>
         <w:t xml:space="preserve"> </w:t>
@@ -3576,7 +3774,19 @@
         <w:t xml:space="preserve"> </w:t>
       </w:r>
       <w:r>
-        <w:t xml:space="preserve">sandbox that is an acceptable trade; on a shared or production machine it would not be. The stricter</w:t>
+        <w:t xml:space="preserve">sandbox that is an acceptable trade;</w:t>
+      </w:r>
+      <w:r>
+        <w:t xml:space="preserve"> </w:t>
+      </w:r>
+      <w:r>
+        <w:rPr>
+          <w:rStyle w:val="Key"/>
+        </w:rPr>
+        <w:t xml:space="preserve">on a shared or production machine it would not be</w:t>
+      </w:r>
+      <w:r>
+        <w:t xml:space="preserve">. The stricter</w:t>
       </w:r>
       <w:r>
         <w:t xml:space="preserve"> </w:t>
@@ -4946,39 +5156,65 @@
         <w:t xml:space="preserve"> </w:t>
       </w:r>
       <w:r>
+        <w:rPr>
+          <w:rStyle w:val="Key"/>
+        </w:rPr>
         <w:t xml:space="preserve">That sets the owning</w:t>
       </w:r>
       <w:r>
-        <w:t xml:space="preserve"> </w:t>
-      </w:r>
-      <w:r>
-        <w:rPr>
+        <w:rPr>
+          <w:rStyle w:val="Key"/>
+        </w:rPr>
+        <w:t xml:space="preserve"> </w:t>
+      </w:r>
+      <w:r>
+        <w:rPr>
+          <w:rStyle w:val="Key"/>
           <w:i/>
           <w:iCs/>
         </w:rPr>
         <w:t xml:space="preserve">user</w:t>
       </w:r>
       <w:r>
-        <w:t xml:space="preserve"> </w:t>
-      </w:r>
-      <w:r>
+        <w:rPr>
+          <w:rStyle w:val="Key"/>
+        </w:rPr>
+        <w:t xml:space="preserve"> </w:t>
+      </w:r>
+      <w:r>
+        <w:rPr>
+          <w:rStyle w:val="Key"/>
+        </w:rPr>
         <w:t xml:space="preserve">but leaves the</w:t>
       </w:r>
       <w:r>
-        <w:t xml:space="preserve"> </w:t>
-      </w:r>
-      <w:r>
-        <w:rPr>
+        <w:rPr>
+          <w:rStyle w:val="Key"/>
+        </w:rPr>
+        <w:t xml:space="preserve"> </w:t>
+      </w:r>
+      <w:r>
+        <w:rPr>
+          <w:rStyle w:val="Key"/>
           <w:i/>
           <w:iCs/>
         </w:rPr>
         <w:t xml:space="preserve">group</w:t>
       </w:r>
       <w:r>
-        <w:t xml:space="preserve"> </w:t>
-      </w:r>
-      <w:r>
-        <w:t xml:space="preserve">as root, and it breaks entirely if</w:t>
+        <w:rPr>
+          <w:rStyle w:val="Key"/>
+        </w:rPr>
+        <w:t xml:space="preserve"> </w:t>
+      </w:r>
+      <w:r>
+        <w:rPr>
+          <w:rStyle w:val="Key"/>
+        </w:rPr>
+        <w:t xml:space="preserve">as root</w:t>
+      </w:r>
+      <w:r>
+        <w:t xml:space="preserve">, and it breaks entirely if</w:t>
       </w:r>
       <w:r>
         <w:t xml:space="preserve"> </w:t>
@@ -5299,7 +5535,16 @@
         <w:t xml:space="preserve"> </w:t>
       </w:r>
       <w:r>
-        <w:t xml:space="preserve">behalf, and being able to say why each item exists is the difference between having run an installer</w:t>
+        <w:t xml:space="preserve">behalf, and</w:t>
+      </w:r>
+      <w:r>
+        <w:t xml:space="preserve"> </w:t>
+      </w:r>
+      <w:r>
+        <w:rPr>
+          <w:rStyle w:val="Key"/>
+        </w:rPr>
+        <w:t xml:space="preserve">being able to say why each item exists is the difference between having run an installer</w:t>
       </w:r>
       <w:r>
         <w:t xml:space="preserve"> </w:t>
@@ -6237,9 +6482,21 @@
         <w:t xml:space="preserve"> </w:t>
       </w:r>
       <w:r>
-        <w:t xml:space="preserve">above), and keeping them straight is what makes</w:t>
-      </w:r>
-      <w:r>
+        <w:t xml:space="preserve">above), and</w:t>
+      </w:r>
+      <w:r>
+        <w:t xml:space="preserve"> </w:t>
+      </w:r>
+      <w:r>
+        <w:rPr>
+          <w:rStyle w:val="Key"/>
+        </w:rPr>
+        <w:t xml:space="preserve">keeping them straight is what makes</w:t>
+      </w:r>
+      <w:r>
+        <w:rPr>
+          <w:rStyle w:val="Key"/>
+        </w:rPr>
         <w:t xml:space="preserve"> </w:t>
       </w:r>
       <w:r>
@@ -6249,10 +6506,19 @@
         <w:t xml:space="preserve">kubectl get pods -A</w:t>
       </w:r>
       <w:r>
-        <w:t xml:space="preserve"> </w:t>
-      </w:r>
-      <w:r>
-        <w:t xml:space="preserve">stop looking like noise. Some</w:t>
+        <w:rPr>
+          <w:rStyle w:val="Key"/>
+        </w:rPr>
+        <w:t xml:space="preserve"> </w:t>
+      </w:r>
+      <w:r>
+        <w:rPr>
+          <w:rStyle w:val="Key"/>
+        </w:rPr>
+        <w:t xml:space="preserve">stop looking like noise</w:t>
+      </w:r>
+      <w:r>
+        <w:t xml:space="preserve">. Some</w:t>
       </w:r>
       <w:r>
         <w:t xml:space="preserve"> </w:t>
@@ -6709,25 +6975,47 @@
         <w:t xml:space="preserve"> </w:t>
       </w:r>
       <w:r>
-        <w:t xml:space="preserve">and kubelet, all in one. The</w:t>
-      </w:r>
-      <w:r>
-        <w:t xml:space="preserve"> </w:t>
-      </w:r>
-      <w:r>
-        <w:rPr>
+        <w:t xml:space="preserve">and kubelet, all in one.</w:t>
+      </w:r>
+      <w:r>
+        <w:t xml:space="preserve"> </w:t>
+      </w:r>
+      <w:r>
+        <w:rPr>
+          <w:rStyle w:val="Key"/>
+        </w:rPr>
+        <w:t xml:space="preserve">The</w:t>
+      </w:r>
+      <w:r>
+        <w:rPr>
+          <w:rStyle w:val="Key"/>
+        </w:rPr>
+        <w:t xml:space="preserve"> </w:t>
+      </w:r>
+      <w:r>
+        <w:rPr>
+          <w:rStyle w:val="Key"/>
           <w:b/>
           <w:bCs/>
         </w:rPr>
         <w:t xml:space="preserve">2,344 MB</w:t>
       </w:r>
       <w:r>
-        <w:t xml:space="preserve"> </w:t>
-      </w:r>
-      <w:r>
+        <w:rPr>
+          <w:rStyle w:val="Key"/>
+        </w:rPr>
+        <w:t xml:space="preserve"> </w:t>
+      </w:r>
+      <w:r>
+        <w:rPr>
+          <w:rStyle w:val="Key"/>
+        </w:rPr>
         <w:t xml:space="preserve">cgroup figure is much larger because</w:t>
       </w:r>
       <w:r>
+        <w:rPr>
+          <w:rStyle w:val="Key"/>
+        </w:rPr>
         <w:t xml:space="preserve"> </w:t>
       </w:r>
       <w:r>
@@ -6973,22 +7261,41 @@
         <w:t xml:space="preserve"> </w:t>
       </w:r>
       <w:r>
-        <w:t xml:space="preserve">and 2,560 MiB each. The scheduler places pods by comparing</w:t>
-      </w:r>
-      <w:r>
-        <w:t xml:space="preserve"> </w:t>
-      </w:r>
-      <w:r>
-        <w:rPr>
+        <w:t xml:space="preserve">and 2,560 MiB each.</w:t>
+      </w:r>
+      <w:r>
+        <w:t xml:space="preserve"> </w:t>
+      </w:r>
+      <w:r>
+        <w:rPr>
+          <w:rStyle w:val="Key"/>
+        </w:rPr>
+        <w:t xml:space="preserve">The scheduler places pods by comparing</w:t>
+      </w:r>
+      <w:r>
+        <w:rPr>
+          <w:rStyle w:val="Key"/>
+        </w:rPr>
+        <w:t xml:space="preserve"> </w:t>
+      </w:r>
+      <w:r>
+        <w:rPr>
+          <w:rStyle w:val="Key"/>
           <w:b/>
           <w:bCs/>
         </w:rPr>
         <w:t xml:space="preserve">requests</w:t>
       </w:r>
       <w:r>
-        <w:t xml:space="preserve"> </w:t>
-      </w:r>
-      <w:r>
+        <w:rPr>
+          <w:rStyle w:val="Key"/>
+        </w:rPr>
+        <w:t xml:space="preserve"> </w:t>
+      </w:r>
+      <w:r>
+        <w:rPr>
+          <w:rStyle w:val="Key"/>
+        </w:rPr>
         <w:t xml:space="preserve">against what the node</w:t>
       </w:r>
       <w:r>
@@ -7001,7 +7308,13 @@
         <w:t xml:space="preserve"> </w:t>
       </w:r>
       <w:r>
-        <w:t xml:space="preserve">plenty of free memory and still refused to schedule the cluster.</w:t>
+        <w:rPr>
+          <w:rStyle w:val="Key"/>
+        </w:rPr>
+        <w:t xml:space="preserve">plenty of free memory and still refused to schedule the cluster</w:t>
+      </w:r>
+      <w:r>
+        <w:t xml:space="preserve">.</w:t>
       </w:r>
     </w:p>
     <w:p>
@@ -7092,7 +7405,13 @@
         <w:t xml:space="preserve"> </w:t>
       </w:r>
       <w:r>
-        <w:t xml:space="preserve">guessing instead of measuring — and only the second one pages you at 3am.</w:t>
+        <w:rPr>
+          <w:rStyle w:val="Key"/>
+        </w:rPr>
+        <w:t xml:space="preserve">guessing instead of measuring — and only the second one pages you at 3am</w:t>
+      </w:r>
+      <w:r>
+        <w:t xml:space="preserve">.</w:t>
       </w:r>
     </w:p>
     <w:bookmarkEnd w:id="24"/>
@@ -10406,7 +10725,16 @@
         <w:t xml:space="preserve">1Gi</w:t>
       </w:r>
       <w:r>
-        <w:t xml:space="preserve">. It did not get 1 GiB. It got a directory, on a filesystem with</w:t>
+        <w:t xml:space="preserve">.</w:t>
+      </w:r>
+      <w:r>
+        <w:t xml:space="preserve"> </w:t>
+      </w:r>
+      <w:r>
+        <w:rPr>
+          <w:rStyle w:val="Key"/>
+        </w:rPr>
+        <w:t xml:space="preserve">It did not get 1 GiB. It got a directory, on a filesystem with</w:t>
       </w:r>
       <w:r>
         <w:t xml:space="preserve"> </w:t>
@@ -10419,13 +10747,20 @@
       </w:r>
       <w:r>
         <w:rPr>
+          <w:rStyle w:val="Key"/>
           <w:b/>
           <w:bCs/>
         </w:rPr>
         <w:t xml:space="preserve">with no quota of any kind</w:t>
       </w:r>
       <w:r>
-        <w:t xml:space="preserve">. Nothing stops that pod from writing 200 GB, nothing</w:t>
+        <w:rPr>
+          <w:rStyle w:val="Key"/>
+        </w:rPr>
+        <w:t xml:space="preserve">. Nothing stops that pod from writing 200 GB</w:t>
+      </w:r>
+      <w:r>
+        <w:t xml:space="preserve">, nothing</w:t>
       </w:r>
       <w:r>
         <w:t xml:space="preserve"> </w:t>
@@ -10445,7 +10780,13 @@
         <w:pStyle w:val="BodyText"/>
       </w:pPr>
       <w:r>
-        <w:t xml:space="preserve">Real CSI drivers carve an actual block device and the request is enforced. With</w:t>
+        <w:rPr>
+          <w:rStyle w:val="Key"/>
+        </w:rPr>
+        <w:t xml:space="preserve">Real CSI drivers carve an actual block device and the request is enforced</w:t>
+      </w:r>
+      <w:r>
+        <w:t xml:space="preserve">. With</w:t>
       </w:r>
       <w:r>
         <w:t xml:space="preserve"> </w:t>
@@ -10569,7 +10910,13 @@
         <w:pStyle w:val="FirstParagraph"/>
       </w:pPr>
       <w:r>
-        <w:t xml:space="preserve">Node-local storage means a pod cannot move to another node and keep its data. In production you</w:t>
+        <w:rPr>
+          <w:rStyle w:val="Key"/>
+        </w:rPr>
+        <w:t xml:space="preserve">Node-local storage means a pod cannot move to another node and keep its data</w:t>
+      </w:r>
+      <w:r>
+        <w:t xml:space="preserve">. In production you</w:t>
       </w:r>
       <w:r>
         <w:t xml:space="preserve"> </w:t>
@@ -10602,6 +10949,7 @@
       </w:r>
       <w:r>
         <w:rPr>
+          <w:rStyle w:val="Key"/>
           <w:b/>
           <w:bCs/>
         </w:rPr>
@@ -10609,13 +10957,15 @@
       </w:r>
       <w:r>
         <w:rPr>
-          <w:b/>
-          <w:bCs/>
-        </w:rPr>
-        <w:t xml:space="preserve"> </w:t>
-      </w:r>
-      <w:r>
-        <w:rPr>
+          <w:rStyle w:val="Key"/>
+          <w:b/>
+          <w:bCs/>
+        </w:rPr>
+        <w:t xml:space="preserve"> </w:t>
+      </w:r>
+      <w:r>
+        <w:rPr>
+          <w:rStyle w:val="Key"/>
           <w:b/>
           <w:bCs/>
         </w:rPr>
@@ -10631,22 +10981,41 @@
         <w:t xml:space="preserve"> </w:t>
       </w:r>
       <w:r>
-        <w:t xml:space="preserve">leadership move teaches exactly what it should. The</w:t>
-      </w:r>
-      <w:r>
-        <w:t xml:space="preserve"> </w:t>
-      </w:r>
-      <w:r>
-        <w:rPr>
+        <w:t xml:space="preserve">leadership move teaches exactly what it should.</w:t>
+      </w:r>
+      <w:r>
+        <w:t xml:space="preserve"> </w:t>
+      </w:r>
+      <w:r>
+        <w:rPr>
+          <w:rStyle w:val="Key"/>
+        </w:rPr>
+        <w:t xml:space="preserve">The</w:t>
+      </w:r>
+      <w:r>
+        <w:rPr>
+          <w:rStyle w:val="Key"/>
+        </w:rPr>
+        <w:t xml:space="preserve"> </w:t>
+      </w:r>
+      <w:r>
+        <w:rPr>
+          <w:rStyle w:val="Key"/>
           <w:i/>
           <w:iCs/>
         </w:rPr>
         <w:t xml:space="preserve">durability</w:t>
       </w:r>
       <w:r>
-        <w:t xml:space="preserve"> </w:t>
-      </w:r>
-      <w:r>
+        <w:rPr>
+          <w:rStyle w:val="Key"/>
+        </w:rPr>
+        <w:t xml:space="preserve"> </w:t>
+      </w:r>
+      <w:r>
+        <w:rPr>
+          <w:rStyle w:val="Key"/>
+        </w:rPr>
         <w:t xml:space="preserve">is theatre: a single disk failure</w:t>
       </w:r>
       <w:r>
@@ -10709,23 +11078,42 @@
         <w:pStyle w:val="FirstParagraph"/>
       </w:pPr>
       <w:r>
+        <w:rPr>
+          <w:rStyle w:val="Key"/>
+        </w:rPr>
         <w:t xml:space="preserve">Knowing</w:t>
       </w:r>
       <w:r>
-        <w:t xml:space="preserve"> </w:t>
-      </w:r>
-      <w:r>
-        <w:rPr>
+        <w:rPr>
+          <w:rStyle w:val="Key"/>
+        </w:rPr>
+        <w:t xml:space="preserve"> </w:t>
+      </w:r>
+      <w:r>
+        <w:rPr>
+          <w:rStyle w:val="Key"/>
           <w:i/>
           <w:iCs/>
         </w:rPr>
         <w:t xml:space="preserve">why</w:t>
       </w:r>
       <w:r>
-        <w:t xml:space="preserve"> </w:t>
-      </w:r>
-      <w:r>
-        <w:t xml:space="preserve">your sandbox differs from production is a much stronger signal than not having</w:t>
+        <w:rPr>
+          <w:rStyle w:val="Key"/>
+        </w:rPr>
+        <w:t xml:space="preserve"> </w:t>
+      </w:r>
+      <w:r>
+        <w:rPr>
+          <w:rStyle w:val="Key"/>
+        </w:rPr>
+        <w:t xml:space="preserve">your sandbox differs from production is a much stronger signal</w:t>
+      </w:r>
+      <w:r>
+        <w:t xml:space="preserve"> </w:t>
+      </w:r>
+      <w:r>
+        <w:t xml:space="preserve">than not having</w:t>
       </w:r>
       <w:r>
         <w:t xml:space="preserve"> </w:t>
@@ -10841,7 +11229,13 @@
         <w:t xml:space="preserve"> </w:t>
       </w:r>
       <w:r>
-        <w:t xml:space="preserve">a workload designed to run once and exit; when it finishes successfully it stops, and</w:t>
+        <w:rPr>
+          <w:rStyle w:val="Key"/>
+        </w:rPr>
+        <w:t xml:space="preserve">a workload designed to run once and exit</w:t>
+      </w:r>
+      <w:r>
+        <w:t xml:space="preserve">; when it finishes successfully it stops, and</w:t>
       </w:r>
       <w:r>
         <w:t xml:space="preserve"> </w:t>
@@ -10917,6 +11311,7 @@
       </w:pPr>
       <w:r>
         <w:rPr>
+          <w:rStyle w:val="Key"/>
           <w:b/>
           <w:bCs/>
         </w:rPr>
@@ -11267,7 +11662,13 @@
         <w:t xml:space="preserve"> </w:t>
       </w:r>
       <w:r>
-        <w:t xml:space="preserve">holds even for signals sent from outside the namespace, where the kubelet lives. Plain</w:t>
+        <w:rPr>
+          <w:rStyle w:val="Key"/>
+        </w:rPr>
+        <w:t xml:space="preserve">holds even for signals sent from outside the namespace</w:t>
+      </w:r>
+      <w:r>
+        <w:t xml:space="preserve">, where the kubelet lives. Plain</w:t>
       </w:r>
       <w:r>
         <w:t xml:space="preserve"> </w:t>
@@ -11288,7 +11689,19 @@
         <w:t xml:space="preserve"> </w:t>
       </w:r>
       <w:r>
-        <w:t xml:space="preserve">SIGTERM handler, so the signal is discarded and the pod simply waits out the clock until SIGKILL.</w:t>
+        <w:t xml:space="preserve">SIGTERM handler,</w:t>
+      </w:r>
+      <w:r>
+        <w:t xml:space="preserve"> </w:t>
+      </w:r>
+      <w:r>
+        <w:rPr>
+          <w:rStyle w:val="Key"/>
+        </w:rPr>
+        <w:t xml:space="preserve">so the signal is discarded and the pod simply waits out the clock until SIGKILL</w:t>
+      </w:r>
+      <w:r>
+        <w:t xml:space="preserve">.</w:t>
       </w:r>
       <w:r>
         <w:t xml:space="preserve"> </w:t>
@@ -11402,6 +11815,9 @@
         <w:t xml:space="preserve"> </w:t>
       </w:r>
       <w:r>
+        <w:rPr>
+          <w:rStyle w:val="Key"/>
+        </w:rPr>
         <w:t xml:space="preserve">It drops the object from the API without waiting</w:t>
       </w:r>
       <w:r>
@@ -11476,7 +11892,13 @@
         <w:t xml:space="preserve"> </w:t>
       </w:r>
       <w:r>
-        <w:t xml:space="preserve">That number is the budget a broker has to flush and leave its Raft group, and force-deleting is</w:t>
+        <w:rPr>
+          <w:rStyle w:val="Key"/>
+        </w:rPr>
+        <w:t xml:space="preserve">That number is the budget a broker has to flush and leave its Raft group</w:t>
+      </w:r>
+      <w:r>
+        <w:t xml:space="preserve">, and force-deleting is</w:t>
       </w:r>
       <w:r>
         <w:t xml:space="preserve"> </w:t>
@@ -11491,6 +11913,7 @@
       </w:pPr>
       <w:r>
         <w:rPr>
+          <w:rStyle w:val="Key"/>
           <w:b/>
           <w:bCs/>
         </w:rPr>
@@ -11498,6 +11921,7 @@
       </w:r>
       <w:r>
         <w:rPr>
+          <w:rStyle w:val="Key"/>
           <w:b/>
           <w:bCs/>
         </w:rPr>
@@ -11513,13 +11937,15 @@
       </w:r>
       <w:r>
         <w:rPr>
-          <w:b/>
-          <w:bCs/>
-        </w:rPr>
-        <w:t xml:space="preserve"> </w:t>
-      </w:r>
-      <w:r>
-        <w:rPr>
+          <w:rStyle w:val="Key"/>
+          <w:b/>
+          <w:bCs/>
+        </w:rPr>
+        <w:t xml:space="preserve"> </w:t>
+      </w:r>
+      <w:r>
+        <w:rPr>
+          <w:rStyle w:val="Key"/>
           <w:b/>
           <w:bCs/>
         </w:rPr>
@@ -12458,96 +12884,34 @@
       </w:r>
       <w:r>
         <w:rPr>
+          <w:rStyle w:val="Key"/>
           <w:b/>
           <w:bCs/>
           <w:i/>
           <w:iCs/>
         </w:rPr>
-        <w:t xml:space="preserve">different in kind: each would be an actual defect if it followed you to work.</w:t>
-      </w:r>
-    </w:p>
-    <w:p>
-      <w:pPr>
-        <w:pStyle w:val="BlockText"/>
-      </w:pPr>
-      <w:r>
-        <w:rPr>
-          <w:b/>
-          <w:bCs/>
-        </w:rPr>
-        <w:t xml:space="preserve">Lab vs PROD — a world-readable cluster-admin credential.</w:t>
-      </w:r>
-      <w:r>
-        <w:t xml:space="preserve"> </w:t>
-      </w:r>
-      <w:r>
-        <w:rPr>
+        <w:t xml:space="preserve">different in kind: each would be an actual defect if it followed you to work</w:t>
+      </w:r>
+      <w:r>
+        <w:rPr>
+          <w:b/>
+          <w:bCs/>
           <w:i/>
           <w:iCs/>
         </w:rPr>
-        <w:t xml:space="preserve">In the lab:</w:t>
-      </w:r>
-      <w:r>
-        <w:t xml:space="preserve"> </w:t>
-      </w:r>
-      <w:r>
-        <w:t xml:space="preserve">k3s writes</w:t>
-      </w:r>
-      <w:r>
-        <w:t xml:space="preserve"> </w:t>
-      </w:r>
-      <w:r>
-        <w:rPr>
-          <w:rStyle w:val="VerbatimChar"/>
-        </w:rPr>
-        <w:t xml:space="preserve">/etc/rancher/k3s/k3s.yaml</w:t>
-      </w:r>
-      <w:r>
-        <w:t xml:space="preserve"> </w:t>
-      </w:r>
-      <w:r>
-        <w:t xml:space="preserve">mode</w:t>
-      </w:r>
-      <w:r>
-        <w:t xml:space="preserve"> </w:t>
-      </w:r>
-      <w:r>
-        <w:rPr>
-          <w:rStyle w:val="VerbatimChar"/>
-          <w:b/>
-          <w:bCs/>
-        </w:rPr>
-        <w:t xml:space="preserve">644</w:t>
-      </w:r>
-      <w:r>
-        <w:t xml:space="preserve">, and §3c leaves it that way so</w:t>
-      </w:r>
-      <w:r>
-        <w:t xml:space="preserve"> </w:t>
-      </w:r>
-      <w:r>
-        <w:rPr>
-          <w:rStyle w:val="VerbatimChar"/>
-        </w:rPr>
-        <w:t xml:space="preserve">kubectl</w:t>
-      </w:r>
-      <w:r>
-        <w:t xml:space="preserve"> </w:t>
-      </w:r>
-      <w:r>
-        <w:t xml:space="preserve">works without</w:t>
-      </w:r>
-      <w:r>
-        <w:t xml:space="preserve"> </w:t>
-      </w:r>
-      <w:r>
-        <w:rPr>
-          <w:rStyle w:val="VerbatimChar"/>
-        </w:rPr>
-        <w:t xml:space="preserve">sudo</w:t>
-      </w:r>
-      <w:r>
         <w:t xml:space="preserve">.</w:t>
+      </w:r>
+    </w:p>
+    <w:p>
+      <w:pPr>
+        <w:pStyle w:val="BlockText"/>
+      </w:pPr>
+      <w:r>
+        <w:rPr>
+          <w:b/>
+          <w:bCs/>
+        </w:rPr>
+        <w:t xml:space="preserve">Lab vs PROD — a world-readable cluster-admin credential.</w:t>
       </w:r>
       <w:r>
         <w:t xml:space="preserve"> </w:t>
@@ -12557,13 +12921,69 @@
           <w:i/>
           <w:iCs/>
         </w:rPr>
-        <w:t xml:space="preserve">Why it’s acceptable here:</w:t>
-      </w:r>
-      <w:r>
-        <w:t xml:space="preserve"> </w:t>
-      </w:r>
-      <w:r>
-        <w:t xml:space="preserve">one operator, one throwaway VM, on a LAN.</w:t>
+        <w:t xml:space="preserve">In the lab:</w:t>
+      </w:r>
+      <w:r>
+        <w:t xml:space="preserve"> </w:t>
+      </w:r>
+      <w:r>
+        <w:t xml:space="preserve">k3s writes</w:t>
+      </w:r>
+      <w:r>
+        <w:t xml:space="preserve"> </w:t>
+      </w:r>
+      <w:r>
+        <w:rPr>
+          <w:rStyle w:val="VerbatimChar"/>
+        </w:rPr>
+        <w:t xml:space="preserve">/etc/rancher/k3s/k3s.yaml</w:t>
+      </w:r>
+      <w:r>
+        <w:t xml:space="preserve"> </w:t>
+      </w:r>
+      <w:r>
+        <w:t xml:space="preserve">mode</w:t>
+      </w:r>
+      <w:r>
+        <w:t xml:space="preserve"> </w:t>
+      </w:r>
+      <w:r>
+        <w:rPr>
+          <w:rStyle w:val="VerbatimChar"/>
+          <w:b/>
+          <w:bCs/>
+        </w:rPr>
+        <w:t xml:space="preserve">644</w:t>
+      </w:r>
+      <w:r>
+        <w:t xml:space="preserve">, and §3c leaves it that way so</w:t>
+      </w:r>
+      <w:r>
+        <w:t xml:space="preserve"> </w:t>
+      </w:r>
+      <w:r>
+        <w:rPr>
+          <w:rStyle w:val="VerbatimChar"/>
+        </w:rPr>
+        <w:t xml:space="preserve">kubectl</w:t>
+      </w:r>
+      <w:r>
+        <w:t xml:space="preserve"> </w:t>
+      </w:r>
+      <w:r>
+        <w:t xml:space="preserve">works without</w:t>
+      </w:r>
+      <w:r>
+        <w:t xml:space="preserve"> </w:t>
+      </w:r>
+      <w:r>
+        <w:rPr>
+          <w:rStyle w:val="VerbatimChar"/>
+        </w:rPr>
+        <w:t xml:space="preserve">sudo</w:t>
+      </w:r>
+      <w:r>
+        <w:t xml:space="preserve">.</w:t>
       </w:r>
       <w:r>
         <w:t xml:space="preserve"> </w:t>
@@ -12573,46 +12993,13 @@
           <w:i/>
           <w:iCs/>
         </w:rPr>
-        <w:t xml:space="preserve">In production:</w:t>
-      </w:r>
-      <w:r>
-        <w:t xml:space="preserve"> </w:t>
-      </w:r>
-      <w:r>
-        <w:t xml:space="preserve">leave it</w:t>
-      </w:r>
-      <w:r>
-        <w:t xml:space="preserve"> </w:t>
-      </w:r>
-      <w:r>
-        <w:rPr>
-          <w:rStyle w:val="VerbatimChar"/>
-        </w:rPr>
-        <w:t xml:space="preserve">600</w:t>
-      </w:r>
-      <w:r>
-        <w:t xml:space="preserve"> </w:t>
-      </w:r>
-      <w:r>
-        <w:t xml:space="preserve">and copy it out with</w:t>
-      </w:r>
-      <w:r>
-        <w:t xml:space="preserve"> </w:t>
-      </w:r>
-      <w:r>
-        <w:rPr>
-          <w:rStyle w:val="VerbatimChar"/>
-        </w:rPr>
-        <w:t xml:space="preserve">sudo</w:t>
-      </w:r>
-      <w:r>
-        <w:t xml:space="preserve">, or better, never use it — issue per-human credentials through OIDC</w:t>
-      </w:r>
-      <w:r>
-        <w:t xml:space="preserve"> </w:t>
-      </w:r>
-      <w:r>
-        <w:t xml:space="preserve">so access can be revoked and audited per person.</w:t>
+        <w:t xml:space="preserve">Why it’s acceptable here:</w:t>
+      </w:r>
+      <w:r>
+        <w:t xml:space="preserve"> </w:t>
+      </w:r>
+      <w:r>
+        <w:t xml:space="preserve">one operator, one throwaway VM, on a LAN.</w:t>
       </w:r>
       <w:r>
         <w:t xml:space="preserve"> </w:t>
@@ -12622,106 +13009,46 @@
           <w:i/>
           <w:iCs/>
         </w:rPr>
-        <w:t xml:space="preserve">If you carry the habit:</w:t>
-      </w:r>
-      <w:r>
-        <w:t xml:space="preserve"> </w:t>
-      </w:r>
-      <w:r>
-        <w:t xml:space="preserve">🚨</w:t>
-      </w:r>
-      <w:r>
-        <w:t xml:space="preserve"> </w:t>
-      </w:r>
-      <w:r>
-        <w:rPr>
-          <w:b/>
-          <w:bCs/>
-        </w:rPr>
-        <w:t xml:space="preserve">that file is a</w:t>
-      </w:r>
-      <w:r>
-        <w:rPr>
-          <w:b/>
-          <w:bCs/>
-        </w:rPr>
-        <w:t xml:space="preserve"> </w:t>
-      </w:r>
-      <w:r>
-        <w:rPr>
-          <w:b/>
-          <w:bCs/>
-        </w:rPr>
-        <w:t xml:space="preserve">permanent, irrevocable</w:t>
-      </w:r>
-      <w:r>
-        <w:rPr>
-          <w:b/>
-          <w:bCs/>
-        </w:rPr>
-        <w:t xml:space="preserve"> </w:t>
-      </w:r>
-      <w:r>
-        <w:rPr>
-          <w:rStyle w:val="VerbatimChar"/>
-          <w:b/>
-          <w:bCs/>
-        </w:rPr>
-        <w:t xml:space="preserve">system:masters</w:t>
-      </w:r>
-      <w:r>
-        <w:rPr>
-          <w:b/>
-          <w:bCs/>
-        </w:rPr>
-        <w:t xml:space="preserve"> </w:t>
-      </w:r>
-      <w:r>
-        <w:rPr>
-          <w:b/>
-          <w:bCs/>
-        </w:rPr>
-        <w:t xml:space="preserve">credential.</w:t>
-      </w:r>
-      <w:r>
-        <w:t xml:space="preserve"> </w:t>
-      </w:r>
-      <w:r>
-        <w:t xml:space="preserve">It bypasses RBAC entirely, cannot be scoped, and</w:t>
-      </w:r>
-      <w:r>
-        <w:t xml:space="preserve"> </w:t>
-      </w:r>
-      <w:r>
-        <w:rPr>
-          <w:b/>
-          <w:bCs/>
-        </w:rPr>
-        <w:t xml:space="preserve">cannot be revoked without rotating the cluster CA.</w:t>
-      </w:r>
-      <w:r>
-        <w:t xml:space="preserve"> </w:t>
-      </w:r>
-      <w:r>
-        <w:t xml:space="preserve">Any local user, any backup, and any VM snapshot</w:t>
-      </w:r>
-      <w:r>
-        <w:t xml:space="preserve"> </w:t>
-      </w:r>
-      <w:r>
-        <w:t xml:space="preserve">containing it holds full cluster admin forever.</w:t>
-      </w:r>
-    </w:p>
-    <w:p>
-      <w:pPr>
-        <w:pStyle w:val="BlockText"/>
-      </w:pPr>
-      <w:r>
-        <w:rPr>
-          <w:b/>
-          <w:bCs/>
-        </w:rPr>
-        <w:t xml:space="preserve">Lab vs PROD — installing by piping a URL into a shell.</w:t>
+        <w:t xml:space="preserve">In production:</w:t>
+      </w:r>
+      <w:r>
+        <w:t xml:space="preserve"> </w:t>
+      </w:r>
+      <w:r>
+        <w:t xml:space="preserve">leave it</w:t>
+      </w:r>
+      <w:r>
+        <w:t xml:space="preserve"> </w:t>
+      </w:r>
+      <w:r>
+        <w:rPr>
+          <w:rStyle w:val="VerbatimChar"/>
+        </w:rPr>
+        <w:t xml:space="preserve">600</w:t>
+      </w:r>
+      <w:r>
+        <w:t xml:space="preserve"> </w:t>
+      </w:r>
+      <w:r>
+        <w:t xml:space="preserve">and copy it out with</w:t>
+      </w:r>
+      <w:r>
+        <w:t xml:space="preserve"> </w:t>
+      </w:r>
+      <w:r>
+        <w:rPr>
+          <w:rStyle w:val="VerbatimChar"/>
+        </w:rPr>
+        <w:t xml:space="preserve">sudo</w:t>
+      </w:r>
+      <w:r>
+        <w:t xml:space="preserve">, or better, never use it — issue per-human credentials through OIDC</w:t>
+      </w:r>
+      <w:r>
+        <w:t xml:space="preserve"> </w:t>
+      </w:r>
+      <w:r>
+        <w:t xml:space="preserve">so access can be revoked and audited per person.</w:t>
       </w:r>
       <w:r>
         <w:t xml:space="preserve"> </w:t>
@@ -12731,25 +13058,106 @@
           <w:i/>
           <w:iCs/>
         </w:rPr>
-        <w:t xml:space="preserve">In the lab:</w:t>
-      </w:r>
-      <w:r>
-        <w:t xml:space="preserve"> </w:t>
-      </w:r>
-      <w:r>
-        <w:rPr>
-          <w:rStyle w:val="VerbatimChar"/>
-        </w:rPr>
-        <w:t xml:space="preserve">curl -sfL … | sh -</w:t>
-      </w:r>
-      <w:r>
-        <w:t xml:space="preserve">, which is</w:t>
-      </w:r>
-      <w:r>
-        <w:t xml:space="preserve"> </w:t>
-      </w:r>
-      <w:r>
-        <w:t xml:space="preserve">the documented k3s install path.</w:t>
+        <w:t xml:space="preserve">If you carry the habit:</w:t>
+      </w:r>
+      <w:r>
+        <w:t xml:space="preserve"> </w:t>
+      </w:r>
+      <w:r>
+        <w:t xml:space="preserve">🚨</w:t>
+      </w:r>
+      <w:r>
+        <w:t xml:space="preserve"> </w:t>
+      </w:r>
+      <w:r>
+        <w:rPr>
+          <w:b/>
+          <w:bCs/>
+        </w:rPr>
+        <w:t xml:space="preserve">that file is a</w:t>
+      </w:r>
+      <w:r>
+        <w:rPr>
+          <w:b/>
+          <w:bCs/>
+        </w:rPr>
+        <w:t xml:space="preserve"> </w:t>
+      </w:r>
+      <w:r>
+        <w:rPr>
+          <w:b/>
+          <w:bCs/>
+        </w:rPr>
+        <w:t xml:space="preserve">permanent, irrevocable</w:t>
+      </w:r>
+      <w:r>
+        <w:rPr>
+          <w:b/>
+          <w:bCs/>
+        </w:rPr>
+        <w:t xml:space="preserve"> </w:t>
+      </w:r>
+      <w:r>
+        <w:rPr>
+          <w:rStyle w:val="VerbatimChar"/>
+          <w:b/>
+          <w:bCs/>
+        </w:rPr>
+        <w:t xml:space="preserve">system:masters</w:t>
+      </w:r>
+      <w:r>
+        <w:rPr>
+          <w:b/>
+          <w:bCs/>
+        </w:rPr>
+        <w:t xml:space="preserve"> </w:t>
+      </w:r>
+      <w:r>
+        <w:rPr>
+          <w:b/>
+          <w:bCs/>
+        </w:rPr>
+        <w:t xml:space="preserve">credential.</w:t>
+      </w:r>
+      <w:r>
+        <w:t xml:space="preserve"> </w:t>
+      </w:r>
+      <w:r>
+        <w:t xml:space="preserve">It bypasses RBAC entirely, cannot be scoped, and</w:t>
+      </w:r>
+      <w:r>
+        <w:t xml:space="preserve"> </w:t>
+      </w:r>
+      <w:r>
+        <w:rPr>
+          <w:b/>
+          <w:bCs/>
+        </w:rPr>
+        <w:t xml:space="preserve">cannot be revoked without rotating the cluster CA.</w:t>
+      </w:r>
+      <w:r>
+        <w:t xml:space="preserve"> </w:t>
+      </w:r>
+      <w:r>
+        <w:t xml:space="preserve">Any local user, any backup, and any VM snapshot</w:t>
+      </w:r>
+      <w:r>
+        <w:t xml:space="preserve"> </w:t>
+      </w:r>
+      <w:r>
+        <w:t xml:space="preserve">containing it holds full cluster admin forever.</w:t>
+      </w:r>
+    </w:p>
+    <w:p>
+      <w:pPr>
+        <w:pStyle w:val="BlockText"/>
+      </w:pPr>
+      <w:r>
+        <w:rPr>
+          <w:b/>
+          <w:bCs/>
+        </w:rPr>
+        <w:t xml:space="preserve">Lab vs PROD — installing by piping a URL into a shell.</w:t>
       </w:r>
       <w:r>
         <w:t xml:space="preserve"> </w:t>
@@ -12759,19 +13167,25 @@
           <w:i/>
           <w:iCs/>
         </w:rPr>
-        <w:t xml:space="preserve">Why it’s acceptable here:</w:t>
-      </w:r>
-      <w:r>
-        <w:t xml:space="preserve"> </w:t>
-      </w:r>
-      <w:r>
-        <w:t xml:space="preserve">a rebuildable sandbox, and §3a already</w:t>
-      </w:r>
-      <w:r>
-        <w:t xml:space="preserve"> </w:t>
-      </w:r>
-      <w:r>
-        <w:t xml:space="preserve">names the risk.</w:t>
+        <w:t xml:space="preserve">In the lab:</w:t>
+      </w:r>
+      <w:r>
+        <w:t xml:space="preserve"> </w:t>
+      </w:r>
+      <w:r>
+        <w:rPr>
+          <w:rStyle w:val="VerbatimChar"/>
+        </w:rPr>
+        <w:t xml:space="preserve">curl -sfL … | sh -</w:t>
+      </w:r>
+      <w:r>
+        <w:t xml:space="preserve">, which is</w:t>
+      </w:r>
+      <w:r>
+        <w:t xml:space="preserve"> </w:t>
+      </w:r>
+      <w:r>
+        <w:t xml:space="preserve">the documented k3s install path.</w:t>
       </w:r>
       <w:r>
         <w:t xml:space="preserve"> </w:t>
@@ -12781,19 +13195,19 @@
           <w:i/>
           <w:iCs/>
         </w:rPr>
-        <w:t xml:space="preserve">In production:</w:t>
-      </w:r>
-      <w:r>
-        <w:t xml:space="preserve"> </w:t>
-      </w:r>
-      <w:r>
-        <w:t xml:space="preserve">a pinned, checksum-verified artifact from an internal mirror, applied</w:t>
-      </w:r>
-      <w:r>
-        <w:t xml:space="preserve"> </w:t>
-      </w:r>
-      <w:r>
-        <w:t xml:space="preserve">by configuration management.</w:t>
+        <w:t xml:space="preserve">Why it’s acceptable here:</w:t>
+      </w:r>
+      <w:r>
+        <w:t xml:space="preserve"> </w:t>
+      </w:r>
+      <w:r>
+        <w:t xml:space="preserve">a rebuildable sandbox, and §3a already</w:t>
+      </w:r>
+      <w:r>
+        <w:t xml:space="preserve"> </w:t>
+      </w:r>
+      <w:r>
+        <w:t xml:space="preserve">names the risk.</w:t>
       </w:r>
       <w:r>
         <w:t xml:space="preserve"> </w:t>
@@ -12803,53 +13217,19 @@
           <w:i/>
           <w:iCs/>
         </w:rPr>
-        <w:t xml:space="preserve">If you carry the habit:</w:t>
-      </w:r>
-      <w:r>
-        <w:t xml:space="preserve"> </w:t>
-      </w:r>
-      <w:r>
-        <w:t xml:space="preserve">you have made every build a live dependency on</w:t>
-      </w:r>
-      <w:r>
-        <w:t xml:space="preserve"> </w:t>
-      </w:r>
-      <w:r>
-        <w:t xml:space="preserve">someone else’s web server and TLS chain, with</w:t>
-      </w:r>
-      <w:r>
-        <w:t xml:space="preserve"> </w:t>
-      </w:r>
-      <w:r>
-        <w:rPr>
-          <w:b/>
-          <w:bCs/>
-        </w:rPr>
-        <w:t xml:space="preserve">no record of what you actually executed</w:t>
-      </w:r>
-      <w:r>
-        <w:t xml:space="preserve"> </w:t>
-      </w:r>
-      <w:r>
-        <w:t xml:space="preserve">— so a</w:t>
-      </w:r>
-      <w:r>
-        <w:t xml:space="preserve"> </w:t>
-      </w:r>
-      <w:r>
-        <w:t xml:space="preserve">compromised upstream, or simply a changed script, is both undetectable and unreproducible.</w:t>
-      </w:r>
-    </w:p>
-    <w:p>
-      <w:pPr>
-        <w:pStyle w:val="BlockText"/>
-      </w:pPr>
-      <w:r>
-        <w:rPr>
-          <w:b/>
-          <w:bCs/>
-        </w:rPr>
-        <w:t xml:space="preserve">Lab vs PROD — replication that is real while the durability is not.</w:t>
+        <w:t xml:space="preserve">In production:</w:t>
+      </w:r>
+      <w:r>
+        <w:t xml:space="preserve"> </w:t>
+      </w:r>
+      <w:r>
+        <w:t xml:space="preserve">a pinned, checksum-verified artifact from an internal mirror, applied</w:t>
+      </w:r>
+      <w:r>
+        <w:t xml:space="preserve"> </w:t>
+      </w:r>
+      <w:r>
+        <w:t xml:space="preserve">by configuration management.</w:t>
       </w:r>
       <w:r>
         <w:t xml:space="preserve"> </w:t>
@@ -12859,58 +13239,53 @@
           <w:i/>
           <w:iCs/>
         </w:rPr>
-        <w:t xml:space="preserve">In the lab:</w:t>
-      </w:r>
-      <w:r>
-        <w:t xml:space="preserve"> </w:t>
-      </w:r>
-      <w:r>
-        <w:t xml:space="preserve">Chapter 3’s three</w:t>
-      </w:r>
-      <w:r>
-        <w:t xml:space="preserve"> </w:t>
-      </w:r>
-      <w:r>
-        <w:t xml:space="preserve">Redpanda brokers use</w:t>
-      </w:r>
-      <w:r>
-        <w:t xml:space="preserve"> </w:t>
-      </w:r>
-      <w:r>
-        <w:rPr>
-          <w:rStyle w:val="VerbatimChar"/>
-        </w:rPr>
-        <w:t xml:space="preserve">local-path</w:t>
-      </w:r>
-      <w:r>
-        <w:t xml:space="preserve"> </w:t>
-      </w:r>
-      <w:r>
-        <w:t xml:space="preserve">volumes that are three directories on</w:t>
-      </w:r>
-      <w:r>
-        <w:t xml:space="preserve"> </w:t>
-      </w:r>
-      <w:r>
-        <w:rPr>
-          <w:b/>
-          <w:bCs/>
-        </w:rPr>
-        <w:t xml:space="preserve">the same ext4 filesystem, the</w:t>
-      </w:r>
-      <w:r>
-        <w:rPr>
-          <w:b/>
-          <w:bCs/>
-        </w:rPr>
-        <w:t xml:space="preserve"> </w:t>
-      </w:r>
-      <w:r>
-        <w:rPr>
-          <w:b/>
-          <w:bCs/>
-        </w:rPr>
-        <w:t xml:space="preserve">same virtual disk, the same host.</w:t>
+        <w:t xml:space="preserve">If you carry the habit:</w:t>
+      </w:r>
+      <w:r>
+        <w:t xml:space="preserve"> </w:t>
+      </w:r>
+      <w:r>
+        <w:t xml:space="preserve">you have made every build a live dependency on</w:t>
+      </w:r>
+      <w:r>
+        <w:t xml:space="preserve"> </w:t>
+      </w:r>
+      <w:r>
+        <w:t xml:space="preserve">someone else’s web server and TLS chain, with</w:t>
+      </w:r>
+      <w:r>
+        <w:t xml:space="preserve"> </w:t>
+      </w:r>
+      <w:r>
+        <w:rPr>
+          <w:b/>
+          <w:bCs/>
+        </w:rPr>
+        <w:t xml:space="preserve">no record of what you actually executed</w:t>
+      </w:r>
+      <w:r>
+        <w:t xml:space="preserve"> </w:t>
+      </w:r>
+      <w:r>
+        <w:t xml:space="preserve">— so a</w:t>
+      </w:r>
+      <w:r>
+        <w:t xml:space="preserve"> </w:t>
+      </w:r>
+      <w:r>
+        <w:t xml:space="preserve">compromised upstream, or simply a changed script, is both undetectable and unreproducible.</w:t>
+      </w:r>
+    </w:p>
+    <w:p>
+      <w:pPr>
+        <w:pStyle w:val="BlockText"/>
+      </w:pPr>
+      <w:r>
+        <w:rPr>
+          <w:b/>
+          <w:bCs/>
+        </w:rPr>
+        <w:t xml:space="preserve">Lab vs PROD — replication that is real while the durability is not.</w:t>
       </w:r>
       <w:r>
         <w:t xml:space="preserve"> </w:t>
@@ -12920,19 +13295,58 @@
           <w:i/>
           <w:iCs/>
         </w:rPr>
-        <w:t xml:space="preserve">Why it’s acceptable here:</w:t>
-      </w:r>
-      <w:r>
-        <w:t xml:space="preserve"> </w:t>
-      </w:r>
-      <w:r>
-        <w:t xml:space="preserve">the Raft mechanics are genuine, and the</w:t>
-      </w:r>
-      <w:r>
-        <w:t xml:space="preserve"> </w:t>
-      </w:r>
-      <w:r>
-        <w:t xml:space="preserve">failure drills in Chapter 3 §9 really do exercise quorum — which is the thing being taught.</w:t>
+        <w:t xml:space="preserve">In the lab:</w:t>
+      </w:r>
+      <w:r>
+        <w:t xml:space="preserve"> </w:t>
+      </w:r>
+      <w:r>
+        <w:t xml:space="preserve">Chapter 3’s three</w:t>
+      </w:r>
+      <w:r>
+        <w:t xml:space="preserve"> </w:t>
+      </w:r>
+      <w:r>
+        <w:t xml:space="preserve">Redpanda brokers use</w:t>
+      </w:r>
+      <w:r>
+        <w:t xml:space="preserve"> </w:t>
+      </w:r>
+      <w:r>
+        <w:rPr>
+          <w:rStyle w:val="VerbatimChar"/>
+        </w:rPr>
+        <w:t xml:space="preserve">local-path</w:t>
+      </w:r>
+      <w:r>
+        <w:t xml:space="preserve"> </w:t>
+      </w:r>
+      <w:r>
+        <w:t xml:space="preserve">volumes that are three directories on</w:t>
+      </w:r>
+      <w:r>
+        <w:t xml:space="preserve"> </w:t>
+      </w:r>
+      <w:r>
+        <w:rPr>
+          <w:b/>
+          <w:bCs/>
+        </w:rPr>
+        <w:t xml:space="preserve">the same ext4 filesystem, the</w:t>
+      </w:r>
+      <w:r>
+        <w:rPr>
+          <w:b/>
+          <w:bCs/>
+        </w:rPr>
+        <w:t xml:space="preserve"> </w:t>
+      </w:r>
+      <w:r>
+        <w:rPr>
+          <w:b/>
+          <w:bCs/>
+        </w:rPr>
+        <w:t xml:space="preserve">same virtual disk, the same host.</w:t>
       </w:r>
       <w:r>
         <w:t xml:space="preserve"> </w:t>
@@ -12942,50 +13356,35 @@
           <w:i/>
           <w:iCs/>
         </w:rPr>
-        <w:t xml:space="preserve">In</w:t>
+        <w:t xml:space="preserve">Why it’s acceptable here:</w:t>
+      </w:r>
+      <w:r>
+        <w:t xml:space="preserve"> </w:t>
+      </w:r>
+      <w:r>
+        <w:t xml:space="preserve">the Raft mechanics are genuine, and the</w:t>
+      </w:r>
+      <w:r>
+        <w:t xml:space="preserve"> </w:t>
+      </w:r>
+      <w:r>
+        <w:t xml:space="preserve">failure drills in Chapter 3 §9 really do exercise quorum — which is the thing being taught.</w:t>
+      </w:r>
+      <w:r>
+        <w:t xml:space="preserve"> </w:t>
       </w:r>
       <w:r>
         <w:rPr>
           <w:i/>
           <w:iCs/>
         </w:rPr>
-        <w:t xml:space="preserve"> </w:t>
+        <w:t xml:space="preserve">In</w:t>
       </w:r>
       <w:r>
         <w:rPr>
           <w:i/>
           <w:iCs/>
         </w:rPr>
-        <w:t xml:space="preserve">production:</w:t>
-      </w:r>
-      <w:r>
-        <w:t xml:space="preserve"> </w:t>
-      </w:r>
-      <w:r>
-        <w:t xml:space="preserve">a CSI driver with one real device per node, plus hard</w:t>
-      </w:r>
-      <w:r>
-        <w:t xml:space="preserve"> </w:t>
-      </w:r>
-      <w:r>
-        <w:rPr>
-          <w:rStyle w:val="VerbatimChar"/>
-        </w:rPr>
-        <w:t xml:space="preserve">podAntiAffinity</w:t>
-      </w:r>
-      <w:r>
-        <w:t xml:space="preserve"> </w:t>
-      </w:r>
-      <w:r>
-        <w:t xml:space="preserve">so replicas cannot</w:t>
-      </w:r>
-      <w:r>
-        <w:t xml:space="preserve"> </w:t>
-      </w:r>
-      <w:r>
-        <w:t xml:space="preserve">be co-scheduled.</w:t>
-      </w:r>
-      <w:r>
         <w:t xml:space="preserve"> </w:t>
       </w:r>
       <w:r>
@@ -12993,6 +13392,43 @@
           <w:i/>
           <w:iCs/>
         </w:rPr>
+        <w:t xml:space="preserve">production:</w:t>
+      </w:r>
+      <w:r>
+        <w:t xml:space="preserve"> </w:t>
+      </w:r>
+      <w:r>
+        <w:t xml:space="preserve">a CSI driver with one real device per node, plus hard</w:t>
+      </w:r>
+      <w:r>
+        <w:t xml:space="preserve"> </w:t>
+      </w:r>
+      <w:r>
+        <w:rPr>
+          <w:rStyle w:val="VerbatimChar"/>
+        </w:rPr>
+        <w:t xml:space="preserve">podAntiAffinity</w:t>
+      </w:r>
+      <w:r>
+        <w:t xml:space="preserve"> </w:t>
+      </w:r>
+      <w:r>
+        <w:t xml:space="preserve">so replicas cannot</w:t>
+      </w:r>
+      <w:r>
+        <w:t xml:space="preserve"> </w:t>
+      </w:r>
+      <w:r>
+        <w:t xml:space="preserve">be co-scheduled.</w:t>
+      </w:r>
+      <w:r>
+        <w:t xml:space="preserve"> </w:t>
+      </w:r>
+      <w:r>
+        <w:rPr>
+          <w:i/>
+          <w:iCs/>
+        </w:rPr>
         <w:t xml:space="preserve">If you carry the habit:</w:t>
       </w:r>
       <w:r>
@@ -13035,7 +13471,13 @@
         <w:t xml:space="preserve"> </w:t>
       </w:r>
       <w:r>
-        <w:t xml:space="preserve">every dashboard will have shown three healthy replicas right up to the moment they all vanished. ⚠️</w:t>
+        <w:rPr>
+          <w:rStyle w:val="Key"/>
+        </w:rPr>
+        <w:t xml:space="preserve">every dashboard will have shown three healthy replicas right up to the moment they all vanished</w:t>
+      </w:r>
+      <w:r>
+        <w:t xml:space="preserve">. ⚠️</w:t>
       </w:r>
       <w:r>
         <w:t xml:space="preserve"> </w:t>
@@ -13749,7 +14191,16 @@
         <w:t xml:space="preserve">kube-system</w:t>
       </w:r>
       <w:r>
-        <w:t xml:space="preserve">. The trap is that the same word is perfectly valid one command</w:t>
+        <w:t xml:space="preserve">.</w:t>
+      </w:r>
+      <w:r>
+        <w:t xml:space="preserve"> </w:t>
+      </w:r>
+      <w:r>
+        <w:rPr>
+          <w:rStyle w:val="Key"/>
+        </w:rPr>
+        <w:t xml:space="preserve">The trap is that the same word is perfectly valid one command</w:t>
       </w:r>
       <w:r>
         <w:t xml:space="preserve"> </w:t>
@@ -14356,6 +14807,7 @@
       </w:pPr>
       <w:r>
         <w:rPr>
+          <w:rStyle w:val="Key"/>
           <w:b/>
           <w:bCs/>
         </w:rPr>
@@ -14401,7 +14853,19 @@
         <w:t xml:space="preserve"> </w:t>
       </w:r>
       <w:r>
-        <w:t xml:space="preserve">CRD, a field your cluster’s version does not have, a validating webhook, a quota, or a Pod Security</w:t>
+        <w:t xml:space="preserve">CRD,</w:t>
+      </w:r>
+      <w:r>
+        <w:t xml:space="preserve"> </w:t>
+      </w:r>
+      <w:r>
+        <w:rPr>
+          <w:rStyle w:val="Key"/>
+        </w:rPr>
+        <w:t xml:space="preserve">a field your cluster’s version does not have</w:t>
+      </w:r>
+      <w:r>
+        <w:t xml:space="preserve">, a validating webhook, a quota, or a Pod Security</w:t>
       </w:r>
       <w:r>
         <w:t xml:space="preserve"> </w:t>
@@ -14443,7 +14907,13 @@
         <w:t xml:space="preserve"> </w:t>
       </w:r>
       <w:r>
-        <w:t xml:space="preserve">admission path and discards it at the last moment, so it catches all of those.</w:t>
+        <w:rPr>
+          <w:rStyle w:val="Key"/>
+        </w:rPr>
+        <w:t xml:space="preserve">admission path and discards it at the last moment</w:t>
+      </w:r>
+      <w:r>
+        <w:t xml:space="preserve">, so it catches all of those.</w:t>
       </w:r>
     </w:p>
     <w:p>
